--- a/Chapter_5_Evaluation.docx
+++ b/Chapter_5_Evaluation.docx
@@ -141,6 +141,7 @@
             <w:pPr>
               <w:pStyle w:val="Normal"/>
               <w:widowControl/>
+              <w:suppressAutoHyphens w:val="true"/>
               <w:spacing w:before="0" w:after="120"/>
               <w:jc w:val="start"/>
               <w:rPr>
@@ -172,6 +173,7 @@
             <w:pPr>
               <w:pStyle w:val="Normal"/>
               <w:widowControl/>
+              <w:suppressAutoHyphens w:val="true"/>
               <w:spacing w:before="0" w:after="120"/>
               <w:jc w:val="start"/>
               <w:rPr>
@@ -203,6 +205,7 @@
             <w:pPr>
               <w:pStyle w:val="Normal"/>
               <w:widowControl/>
+              <w:suppressAutoHyphens w:val="true"/>
               <w:spacing w:before="0" w:after="120"/>
               <w:jc w:val="start"/>
               <w:rPr>
@@ -234,6 +237,7 @@
             <w:pPr>
               <w:pStyle w:val="Normal"/>
               <w:widowControl/>
+              <w:suppressAutoHyphens w:val="true"/>
               <w:spacing w:before="0" w:after="120"/>
               <w:jc w:val="start"/>
               <w:rPr>
@@ -265,6 +269,7 @@
             <w:pPr>
               <w:pStyle w:val="Normal"/>
               <w:widowControl/>
+              <w:suppressAutoHyphens w:val="true"/>
               <w:spacing w:before="0" w:after="120"/>
               <w:jc w:val="start"/>
               <w:rPr>
@@ -296,6 +301,7 @@
             <w:pPr>
               <w:pStyle w:val="Normal"/>
               <w:widowControl/>
+              <w:suppressAutoHyphens w:val="true"/>
               <w:spacing w:before="0" w:after="120"/>
               <w:jc w:val="start"/>
               <w:rPr>
@@ -327,6 +333,7 @@
             <w:pPr>
               <w:pStyle w:val="Normal"/>
               <w:widowControl/>
+              <w:suppressAutoHyphens w:val="true"/>
               <w:spacing w:before="0" w:after="120"/>
               <w:jc w:val="start"/>
               <w:rPr>
@@ -361,6 +368,7 @@
             <w:pPr>
               <w:pStyle w:val="Normal"/>
               <w:widowControl/>
+              <w:suppressAutoHyphens w:val="true"/>
               <w:spacing w:before="0" w:after="120"/>
               <w:jc w:val="start"/>
               <w:rPr>
@@ -392,6 +400,7 @@
             <w:pPr>
               <w:pStyle w:val="Normal"/>
               <w:widowControl/>
+              <w:suppressAutoHyphens w:val="true"/>
               <w:spacing w:before="0" w:after="120"/>
               <w:jc w:val="start"/>
               <w:rPr>
@@ -423,6 +432,7 @@
             <w:pPr>
               <w:pStyle w:val="Normal"/>
               <w:widowControl/>
+              <w:suppressAutoHyphens w:val="true"/>
               <w:spacing w:before="0" w:after="120"/>
               <w:jc w:val="start"/>
               <w:rPr>
@@ -454,6 +464,7 @@
             <w:pPr>
               <w:pStyle w:val="Normal"/>
               <w:widowControl/>
+              <w:suppressAutoHyphens w:val="true"/>
               <w:spacing w:before="0" w:after="120"/>
               <w:jc w:val="start"/>
               <w:rPr>
@@ -485,6 +496,7 @@
             <w:pPr>
               <w:pStyle w:val="Normal"/>
               <w:widowControl/>
+              <w:suppressAutoHyphens w:val="true"/>
               <w:spacing w:before="0" w:after="120"/>
               <w:jc w:val="start"/>
               <w:rPr>
@@ -516,6 +528,7 @@
             <w:pPr>
               <w:pStyle w:val="Normal"/>
               <w:widowControl/>
+              <w:suppressAutoHyphens w:val="true"/>
               <w:spacing w:before="0" w:after="120"/>
               <w:jc w:val="start"/>
               <w:rPr>
@@ -547,6 +560,7 @@
             <w:pPr>
               <w:pStyle w:val="Normal"/>
               <w:widowControl/>
+              <w:suppressAutoHyphens w:val="true"/>
               <w:spacing w:before="0" w:after="120"/>
               <w:jc w:val="start"/>
               <w:rPr>
@@ -581,6 +595,7 @@
             <w:pPr>
               <w:pStyle w:val="Normal"/>
               <w:widowControl/>
+              <w:suppressAutoHyphens w:val="true"/>
               <w:spacing w:before="0" w:after="120"/>
               <w:jc w:val="start"/>
               <w:rPr>
@@ -612,6 +627,7 @@
             <w:pPr>
               <w:pStyle w:val="Normal"/>
               <w:widowControl/>
+              <w:suppressAutoHyphens w:val="true"/>
               <w:spacing w:before="0" w:after="120"/>
               <w:jc w:val="start"/>
               <w:rPr>
@@ -643,6 +659,7 @@
             <w:pPr>
               <w:pStyle w:val="Normal"/>
               <w:widowControl/>
+              <w:suppressAutoHyphens w:val="true"/>
               <w:spacing w:before="0" w:after="120"/>
               <w:jc w:val="start"/>
               <w:rPr>
@@ -674,6 +691,7 @@
             <w:pPr>
               <w:pStyle w:val="Normal"/>
               <w:widowControl/>
+              <w:suppressAutoHyphens w:val="true"/>
               <w:spacing w:before="0" w:after="120"/>
               <w:jc w:val="start"/>
               <w:rPr>
@@ -705,6 +723,7 @@
             <w:pPr>
               <w:pStyle w:val="Normal"/>
               <w:widowControl/>
+              <w:suppressAutoHyphens w:val="true"/>
               <w:spacing w:before="0" w:after="120"/>
               <w:jc w:val="start"/>
               <w:rPr>
@@ -736,6 +755,7 @@
             <w:pPr>
               <w:pStyle w:val="Normal"/>
               <w:widowControl/>
+              <w:suppressAutoHyphens w:val="true"/>
               <w:spacing w:before="0" w:after="120"/>
               <w:jc w:val="start"/>
               <w:rPr>
@@ -767,6 +787,7 @@
             <w:pPr>
               <w:pStyle w:val="Normal"/>
               <w:widowControl/>
+              <w:suppressAutoHyphens w:val="true"/>
               <w:spacing w:before="0" w:after="120"/>
               <w:jc w:val="start"/>
               <w:rPr>
@@ -801,6 +822,7 @@
             <w:pPr>
               <w:pStyle w:val="Normal"/>
               <w:widowControl/>
+              <w:suppressAutoHyphens w:val="true"/>
               <w:spacing w:before="0" w:after="120"/>
               <w:jc w:val="start"/>
               <w:rPr>
@@ -832,6 +854,7 @@
             <w:pPr>
               <w:pStyle w:val="Normal"/>
               <w:widowControl/>
+              <w:suppressAutoHyphens w:val="true"/>
               <w:spacing w:before="0" w:after="120"/>
               <w:jc w:val="start"/>
               <w:rPr>
@@ -863,6 +886,7 @@
             <w:pPr>
               <w:pStyle w:val="Normal"/>
               <w:widowControl/>
+              <w:suppressAutoHyphens w:val="true"/>
               <w:spacing w:before="0" w:after="120"/>
               <w:jc w:val="start"/>
               <w:rPr>
@@ -894,6 +918,7 @@
             <w:pPr>
               <w:pStyle w:val="Normal"/>
               <w:widowControl/>
+              <w:suppressAutoHyphens w:val="true"/>
               <w:spacing w:before="0" w:after="120"/>
               <w:jc w:val="start"/>
               <w:rPr>
@@ -925,6 +950,7 @@
             <w:pPr>
               <w:pStyle w:val="Normal"/>
               <w:widowControl/>
+              <w:suppressAutoHyphens w:val="true"/>
               <w:spacing w:before="0" w:after="120"/>
               <w:jc w:val="start"/>
               <w:rPr>
@@ -956,6 +982,7 @@
             <w:pPr>
               <w:pStyle w:val="Normal"/>
               <w:widowControl/>
+              <w:suppressAutoHyphens w:val="true"/>
               <w:spacing w:before="0" w:after="120"/>
               <w:jc w:val="start"/>
               <w:rPr>
@@ -987,6 +1014,7 @@
             <w:pPr>
               <w:pStyle w:val="Normal"/>
               <w:widowControl/>
+              <w:suppressAutoHyphens w:val="true"/>
               <w:spacing w:before="0" w:after="120"/>
               <w:jc w:val="start"/>
               <w:rPr>
@@ -1021,6 +1049,7 @@
             <w:pPr>
               <w:pStyle w:val="Normal"/>
               <w:widowControl/>
+              <w:suppressAutoHyphens w:val="true"/>
               <w:spacing w:before="0" w:after="120"/>
               <w:jc w:val="start"/>
               <w:rPr>
@@ -1052,6 +1081,7 @@
             <w:pPr>
               <w:pStyle w:val="Normal"/>
               <w:widowControl/>
+              <w:suppressAutoHyphens w:val="true"/>
               <w:spacing w:before="0" w:after="120"/>
               <w:jc w:val="start"/>
               <w:rPr>
@@ -1083,6 +1113,7 @@
             <w:pPr>
               <w:pStyle w:val="Normal"/>
               <w:widowControl/>
+              <w:suppressAutoHyphens w:val="true"/>
               <w:spacing w:before="0" w:after="120"/>
               <w:jc w:val="start"/>
               <w:rPr>
@@ -1114,6 +1145,7 @@
             <w:pPr>
               <w:pStyle w:val="Normal"/>
               <w:widowControl/>
+              <w:suppressAutoHyphens w:val="true"/>
               <w:spacing w:before="0" w:after="120"/>
               <w:jc w:val="start"/>
               <w:rPr>
@@ -1145,6 +1177,7 @@
             <w:pPr>
               <w:pStyle w:val="Normal"/>
               <w:widowControl/>
+              <w:suppressAutoHyphens w:val="true"/>
               <w:spacing w:before="0" w:after="120"/>
               <w:jc w:val="start"/>
               <w:rPr>
@@ -1176,6 +1209,7 @@
             <w:pPr>
               <w:pStyle w:val="Normal"/>
               <w:widowControl/>
+              <w:suppressAutoHyphens w:val="true"/>
               <w:spacing w:before="0" w:after="120"/>
               <w:jc w:val="start"/>
               <w:rPr>
@@ -1207,6 +1241,7 @@
             <w:pPr>
               <w:pStyle w:val="Normal"/>
               <w:widowControl/>
+              <w:suppressAutoHyphens w:val="true"/>
               <w:spacing w:before="0" w:after="120"/>
               <w:jc w:val="start"/>
               <w:rPr>
@@ -1241,6 +1276,7 @@
             <w:pPr>
               <w:pStyle w:val="Normal"/>
               <w:widowControl/>
+              <w:suppressAutoHyphens w:val="true"/>
               <w:spacing w:before="0" w:after="120"/>
               <w:jc w:val="start"/>
               <w:rPr>
@@ -1272,6 +1308,7 @@
             <w:pPr>
               <w:pStyle w:val="Normal"/>
               <w:widowControl/>
+              <w:suppressAutoHyphens w:val="true"/>
               <w:spacing w:before="0" w:after="120"/>
               <w:jc w:val="start"/>
               <w:rPr>
@@ -1303,6 +1340,7 @@
             <w:pPr>
               <w:pStyle w:val="Normal"/>
               <w:widowControl/>
+              <w:suppressAutoHyphens w:val="true"/>
               <w:spacing w:before="0" w:after="120"/>
               <w:jc w:val="start"/>
               <w:rPr>
@@ -1334,6 +1372,7 @@
             <w:pPr>
               <w:pStyle w:val="Normal"/>
               <w:widowControl/>
+              <w:suppressAutoHyphens w:val="true"/>
               <w:spacing w:before="0" w:after="120"/>
               <w:jc w:val="start"/>
               <w:rPr>
@@ -1365,6 +1404,7 @@
             <w:pPr>
               <w:pStyle w:val="Normal"/>
               <w:widowControl/>
+              <w:suppressAutoHyphens w:val="true"/>
               <w:spacing w:before="0" w:after="120"/>
               <w:jc w:val="start"/>
               <w:rPr>
@@ -1396,6 +1436,7 @@
             <w:pPr>
               <w:pStyle w:val="Normal"/>
               <w:widowControl/>
+              <w:suppressAutoHyphens w:val="true"/>
               <w:spacing w:before="0" w:after="120"/>
               <w:jc w:val="start"/>
               <w:rPr>
@@ -1427,6 +1468,7 @@
             <w:pPr>
               <w:pStyle w:val="Normal"/>
               <w:widowControl/>
+              <w:suppressAutoHyphens w:val="true"/>
               <w:spacing w:before="0" w:after="120"/>
               <w:jc w:val="start"/>
               <w:rPr>
@@ -1461,6 +1503,7 @@
             <w:pPr>
               <w:pStyle w:val="Normal"/>
               <w:widowControl/>
+              <w:suppressAutoHyphens w:val="true"/>
               <w:spacing w:before="0" w:after="120"/>
               <w:jc w:val="start"/>
               <w:rPr>
@@ -1492,6 +1535,7 @@
             <w:pPr>
               <w:pStyle w:val="Normal"/>
               <w:widowControl/>
+              <w:suppressAutoHyphens w:val="true"/>
               <w:spacing w:before="0" w:after="120"/>
               <w:jc w:val="start"/>
               <w:rPr>
@@ -1523,6 +1567,7 @@
             <w:pPr>
               <w:pStyle w:val="Normal"/>
               <w:widowControl/>
+              <w:suppressAutoHyphens w:val="true"/>
               <w:spacing w:before="0" w:after="120"/>
               <w:jc w:val="start"/>
               <w:rPr>
@@ -1554,6 +1599,7 @@
             <w:pPr>
               <w:pStyle w:val="Normal"/>
               <w:widowControl/>
+              <w:suppressAutoHyphens w:val="true"/>
               <w:spacing w:before="0" w:after="120"/>
               <w:jc w:val="start"/>
               <w:rPr>
@@ -1585,6 +1631,7 @@
             <w:pPr>
               <w:pStyle w:val="Normal"/>
               <w:widowControl/>
+              <w:suppressAutoHyphens w:val="true"/>
               <w:spacing w:before="0" w:after="120"/>
               <w:jc w:val="start"/>
               <w:rPr>
@@ -1616,6 +1663,7 @@
             <w:pPr>
               <w:pStyle w:val="Normal"/>
               <w:widowControl/>
+              <w:suppressAutoHyphens w:val="true"/>
               <w:spacing w:before="0" w:after="120"/>
               <w:jc w:val="start"/>
               <w:rPr>
@@ -1647,6 +1695,7 @@
             <w:pPr>
               <w:pStyle w:val="Normal"/>
               <w:widowControl/>
+              <w:suppressAutoHyphens w:val="true"/>
               <w:spacing w:before="0" w:after="120"/>
               <w:jc w:val="start"/>
               <w:rPr>
@@ -1681,6 +1730,7 @@
             <w:pPr>
               <w:pStyle w:val="Normal"/>
               <w:widowControl/>
+              <w:suppressAutoHyphens w:val="true"/>
               <w:spacing w:before="0" w:after="120"/>
               <w:jc w:val="start"/>
               <w:rPr>
@@ -1712,6 +1762,7 @@
             <w:pPr>
               <w:pStyle w:val="Normal"/>
               <w:widowControl/>
+              <w:suppressAutoHyphens w:val="true"/>
               <w:spacing w:before="0" w:after="120"/>
               <w:jc w:val="start"/>
               <w:rPr>
@@ -1743,6 +1794,7 @@
             <w:pPr>
               <w:pStyle w:val="Normal"/>
               <w:widowControl/>
+              <w:suppressAutoHyphens w:val="true"/>
               <w:spacing w:before="0" w:after="120"/>
               <w:jc w:val="start"/>
               <w:rPr>
@@ -1774,6 +1826,7 @@
             <w:pPr>
               <w:pStyle w:val="Normal"/>
               <w:widowControl/>
+              <w:suppressAutoHyphens w:val="true"/>
               <w:spacing w:before="0" w:after="120"/>
               <w:jc w:val="start"/>
               <w:rPr>
@@ -1805,6 +1858,7 @@
             <w:pPr>
               <w:pStyle w:val="Normal"/>
               <w:widowControl/>
+              <w:suppressAutoHyphens w:val="true"/>
               <w:spacing w:before="0" w:after="120"/>
               <w:jc w:val="start"/>
               <w:rPr>
@@ -1836,6 +1890,7 @@
             <w:pPr>
               <w:pStyle w:val="Normal"/>
               <w:widowControl/>
+              <w:suppressAutoHyphens w:val="true"/>
               <w:spacing w:before="0" w:after="120"/>
               <w:jc w:val="start"/>
               <w:rPr>
@@ -1867,6 +1922,7 @@
             <w:pPr>
               <w:pStyle w:val="Normal"/>
               <w:widowControl/>
+              <w:suppressAutoHyphens w:val="true"/>
               <w:spacing w:before="0" w:after="120"/>
               <w:jc w:val="start"/>
               <w:rPr>
@@ -1901,6 +1957,7 @@
             <w:pPr>
               <w:pStyle w:val="Normal"/>
               <w:widowControl/>
+              <w:suppressAutoHyphens w:val="true"/>
               <w:spacing w:before="0" w:after="120"/>
               <w:jc w:val="start"/>
               <w:rPr>
@@ -1932,6 +1989,7 @@
             <w:pPr>
               <w:pStyle w:val="Normal"/>
               <w:widowControl/>
+              <w:suppressAutoHyphens w:val="true"/>
               <w:spacing w:before="0" w:after="120"/>
               <w:jc w:val="start"/>
               <w:rPr>
@@ -1963,6 +2021,7 @@
             <w:pPr>
               <w:pStyle w:val="Normal"/>
               <w:widowControl/>
+              <w:suppressAutoHyphens w:val="true"/>
               <w:spacing w:before="0" w:after="120"/>
               <w:jc w:val="start"/>
               <w:rPr>
@@ -1994,6 +2053,7 @@
             <w:pPr>
               <w:pStyle w:val="Normal"/>
               <w:widowControl/>
+              <w:suppressAutoHyphens w:val="true"/>
               <w:spacing w:before="0" w:after="120"/>
               <w:jc w:val="start"/>
               <w:rPr>
@@ -2025,6 +2085,7 @@
             <w:pPr>
               <w:pStyle w:val="Normal"/>
               <w:widowControl/>
+              <w:suppressAutoHyphens w:val="true"/>
               <w:spacing w:before="0" w:after="120"/>
               <w:jc w:val="start"/>
               <w:rPr>
@@ -2056,6 +2117,7 @@
             <w:pPr>
               <w:pStyle w:val="Normal"/>
               <w:widowControl/>
+              <w:suppressAutoHyphens w:val="true"/>
               <w:spacing w:before="0" w:after="120"/>
               <w:jc w:val="start"/>
               <w:rPr>
@@ -2087,6 +2149,7 @@
             <w:pPr>
               <w:pStyle w:val="Normal"/>
               <w:widowControl/>
+              <w:suppressAutoHyphens w:val="true"/>
               <w:spacing w:before="0" w:after="120"/>
               <w:jc w:val="start"/>
               <w:rPr>
@@ -2121,6 +2184,7 @@
             <w:pPr>
               <w:pStyle w:val="Normal"/>
               <w:widowControl/>
+              <w:suppressAutoHyphens w:val="true"/>
               <w:spacing w:before="0" w:after="120"/>
               <w:jc w:val="start"/>
               <w:rPr>
@@ -2152,6 +2216,7 @@
             <w:pPr>
               <w:pStyle w:val="Normal"/>
               <w:widowControl/>
+              <w:suppressAutoHyphens w:val="true"/>
               <w:spacing w:before="0" w:after="120"/>
               <w:jc w:val="start"/>
               <w:rPr>
@@ -2183,6 +2248,7 @@
             <w:pPr>
               <w:pStyle w:val="Normal"/>
               <w:widowControl/>
+              <w:suppressAutoHyphens w:val="true"/>
               <w:spacing w:before="0" w:after="120"/>
               <w:jc w:val="start"/>
               <w:rPr>
@@ -2214,6 +2280,7 @@
             <w:pPr>
               <w:pStyle w:val="Normal"/>
               <w:widowControl/>
+              <w:suppressAutoHyphens w:val="true"/>
               <w:spacing w:before="0" w:after="120"/>
               <w:jc w:val="start"/>
               <w:rPr>
@@ -2245,6 +2312,7 @@
             <w:pPr>
               <w:pStyle w:val="Normal"/>
               <w:widowControl/>
+              <w:suppressAutoHyphens w:val="true"/>
               <w:spacing w:before="0" w:after="120"/>
               <w:jc w:val="start"/>
               <w:rPr>
@@ -2276,6 +2344,7 @@
             <w:pPr>
               <w:pStyle w:val="Normal"/>
               <w:widowControl/>
+              <w:suppressAutoHyphens w:val="true"/>
               <w:spacing w:before="0" w:after="120"/>
               <w:jc w:val="start"/>
               <w:rPr>
@@ -2307,6 +2376,7 @@
             <w:pPr>
               <w:pStyle w:val="Normal"/>
               <w:widowControl/>
+              <w:suppressAutoHyphens w:val="true"/>
               <w:spacing w:before="0" w:after="120"/>
               <w:jc w:val="start"/>
               <w:rPr>
@@ -2341,6 +2411,7 @@
             <w:pPr>
               <w:pStyle w:val="Normal"/>
               <w:widowControl/>
+              <w:suppressAutoHyphens w:val="true"/>
               <w:spacing w:before="0" w:after="120"/>
               <w:jc w:val="start"/>
               <w:rPr>
@@ -2372,6 +2443,7 @@
             <w:pPr>
               <w:pStyle w:val="Normal"/>
               <w:widowControl/>
+              <w:suppressAutoHyphens w:val="true"/>
               <w:spacing w:before="0" w:after="120"/>
               <w:jc w:val="start"/>
               <w:rPr>
@@ -2403,6 +2475,7 @@
             <w:pPr>
               <w:pStyle w:val="Normal"/>
               <w:widowControl/>
+              <w:suppressAutoHyphens w:val="true"/>
               <w:spacing w:before="0" w:after="120"/>
               <w:jc w:val="start"/>
               <w:rPr>
@@ -2434,6 +2507,7 @@
             <w:pPr>
               <w:pStyle w:val="Normal"/>
               <w:widowControl/>
+              <w:suppressAutoHyphens w:val="true"/>
               <w:spacing w:before="0" w:after="120"/>
               <w:jc w:val="start"/>
               <w:rPr>
@@ -2465,6 +2539,7 @@
             <w:pPr>
               <w:pStyle w:val="Normal"/>
               <w:widowControl/>
+              <w:suppressAutoHyphens w:val="true"/>
               <w:spacing w:before="0" w:after="120"/>
               <w:jc w:val="start"/>
               <w:rPr>
@@ -2496,6 +2571,7 @@
             <w:pPr>
               <w:pStyle w:val="Normal"/>
               <w:widowControl/>
+              <w:suppressAutoHyphens w:val="true"/>
               <w:spacing w:before="0" w:after="120"/>
               <w:jc w:val="start"/>
               <w:rPr>
@@ -2527,6 +2603,7 @@
             <w:pPr>
               <w:pStyle w:val="Normal"/>
               <w:widowControl/>
+              <w:suppressAutoHyphens w:val="true"/>
               <w:spacing w:before="0" w:after="120"/>
               <w:jc w:val="start"/>
               <w:rPr>
@@ -2561,6 +2638,7 @@
             <w:pPr>
               <w:pStyle w:val="Normal"/>
               <w:widowControl/>
+              <w:suppressAutoHyphens w:val="true"/>
               <w:spacing w:before="0" w:after="120"/>
               <w:jc w:val="start"/>
               <w:rPr>
@@ -2592,6 +2670,7 @@
             <w:pPr>
               <w:pStyle w:val="Normal"/>
               <w:widowControl/>
+              <w:suppressAutoHyphens w:val="true"/>
               <w:spacing w:before="0" w:after="120"/>
               <w:jc w:val="start"/>
               <w:rPr>
@@ -2623,6 +2702,7 @@
             <w:pPr>
               <w:pStyle w:val="Normal"/>
               <w:widowControl/>
+              <w:suppressAutoHyphens w:val="true"/>
               <w:spacing w:before="0" w:after="120"/>
               <w:jc w:val="start"/>
               <w:rPr>
@@ -2654,6 +2734,7 @@
             <w:pPr>
               <w:pStyle w:val="Normal"/>
               <w:widowControl/>
+              <w:suppressAutoHyphens w:val="true"/>
               <w:spacing w:before="0" w:after="120"/>
               <w:jc w:val="start"/>
               <w:rPr>
@@ -2685,6 +2766,7 @@
             <w:pPr>
               <w:pStyle w:val="Normal"/>
               <w:widowControl/>
+              <w:suppressAutoHyphens w:val="true"/>
               <w:spacing w:before="0" w:after="120"/>
               <w:jc w:val="start"/>
               <w:rPr>
@@ -2716,6 +2798,7 @@
             <w:pPr>
               <w:pStyle w:val="Normal"/>
               <w:widowControl/>
+              <w:suppressAutoHyphens w:val="true"/>
               <w:spacing w:before="0" w:after="120"/>
               <w:jc w:val="start"/>
               <w:rPr>
@@ -2747,6 +2830,7 @@
             <w:pPr>
               <w:pStyle w:val="Normal"/>
               <w:widowControl/>
+              <w:suppressAutoHyphens w:val="true"/>
               <w:spacing w:before="0" w:after="120"/>
               <w:jc w:val="start"/>
               <w:rPr>
@@ -2781,6 +2865,7 @@
             <w:pPr>
               <w:pStyle w:val="Normal"/>
               <w:widowControl/>
+              <w:suppressAutoHyphens w:val="true"/>
               <w:spacing w:before="0" w:after="120"/>
               <w:jc w:val="start"/>
               <w:rPr>
@@ -2812,6 +2897,7 @@
             <w:pPr>
               <w:pStyle w:val="Normal"/>
               <w:widowControl/>
+              <w:suppressAutoHyphens w:val="true"/>
               <w:spacing w:before="0" w:after="120"/>
               <w:jc w:val="start"/>
               <w:rPr>
@@ -2843,6 +2929,7 @@
             <w:pPr>
               <w:pStyle w:val="Normal"/>
               <w:widowControl/>
+              <w:suppressAutoHyphens w:val="true"/>
               <w:spacing w:before="0" w:after="120"/>
               <w:jc w:val="start"/>
               <w:rPr>
@@ -2874,6 +2961,7 @@
             <w:pPr>
               <w:pStyle w:val="Normal"/>
               <w:widowControl/>
+              <w:suppressAutoHyphens w:val="true"/>
               <w:spacing w:before="0" w:after="120"/>
               <w:jc w:val="start"/>
               <w:rPr>
@@ -2905,6 +2993,7 @@
             <w:pPr>
               <w:pStyle w:val="Normal"/>
               <w:widowControl/>
+              <w:suppressAutoHyphens w:val="true"/>
               <w:spacing w:before="0" w:after="120"/>
               <w:jc w:val="start"/>
               <w:rPr>
@@ -2936,6 +3025,7 @@
             <w:pPr>
               <w:pStyle w:val="Normal"/>
               <w:widowControl/>
+              <w:suppressAutoHyphens w:val="true"/>
               <w:spacing w:before="0" w:after="120"/>
               <w:jc w:val="start"/>
               <w:rPr>
@@ -2967,6 +3057,7 @@
             <w:pPr>
               <w:pStyle w:val="Normal"/>
               <w:widowControl/>
+              <w:suppressAutoHyphens w:val="true"/>
               <w:spacing w:before="0" w:after="120"/>
               <w:jc w:val="start"/>
               <w:rPr>
@@ -3001,6 +3092,7 @@
             <w:pPr>
               <w:pStyle w:val="Normal"/>
               <w:widowControl/>
+              <w:suppressAutoHyphens w:val="true"/>
               <w:spacing w:before="0" w:after="120"/>
               <w:jc w:val="start"/>
               <w:rPr>
@@ -3032,6 +3124,7 @@
             <w:pPr>
               <w:pStyle w:val="Normal"/>
               <w:widowControl/>
+              <w:suppressAutoHyphens w:val="true"/>
               <w:spacing w:before="0" w:after="120"/>
               <w:jc w:val="start"/>
               <w:rPr>
@@ -3063,6 +3156,7 @@
             <w:pPr>
               <w:pStyle w:val="Normal"/>
               <w:widowControl/>
+              <w:suppressAutoHyphens w:val="true"/>
               <w:spacing w:before="0" w:after="120"/>
               <w:jc w:val="start"/>
               <w:rPr>
@@ -3094,6 +3188,7 @@
             <w:pPr>
               <w:pStyle w:val="Normal"/>
               <w:widowControl/>
+              <w:suppressAutoHyphens w:val="true"/>
               <w:spacing w:before="0" w:after="120"/>
               <w:jc w:val="start"/>
               <w:rPr>
@@ -3125,6 +3220,7 @@
             <w:pPr>
               <w:pStyle w:val="Normal"/>
               <w:widowControl/>
+              <w:suppressAutoHyphens w:val="true"/>
               <w:spacing w:before="0" w:after="120"/>
               <w:jc w:val="start"/>
               <w:rPr>
@@ -3156,6 +3252,7 @@
             <w:pPr>
               <w:pStyle w:val="Normal"/>
               <w:widowControl/>
+              <w:suppressAutoHyphens w:val="true"/>
               <w:spacing w:before="0" w:after="120"/>
               <w:jc w:val="start"/>
               <w:rPr>
@@ -3187,6 +3284,7 @@
             <w:pPr>
               <w:pStyle w:val="Normal"/>
               <w:widowControl/>
+              <w:suppressAutoHyphens w:val="true"/>
               <w:spacing w:before="0" w:after="120"/>
               <w:jc w:val="start"/>
               <w:rPr>
@@ -3221,6 +3319,7 @@
             <w:pPr>
               <w:pStyle w:val="Normal"/>
               <w:widowControl/>
+              <w:suppressAutoHyphens w:val="true"/>
               <w:spacing w:before="0" w:after="120"/>
               <w:jc w:val="start"/>
               <w:rPr>
@@ -3252,6 +3351,7 @@
             <w:pPr>
               <w:pStyle w:val="Normal"/>
               <w:widowControl/>
+              <w:suppressAutoHyphens w:val="true"/>
               <w:spacing w:before="0" w:after="120"/>
               <w:jc w:val="start"/>
               <w:rPr>
@@ -3283,6 +3383,7 @@
             <w:pPr>
               <w:pStyle w:val="Normal"/>
               <w:widowControl/>
+              <w:suppressAutoHyphens w:val="true"/>
               <w:spacing w:before="0" w:after="120"/>
               <w:jc w:val="start"/>
               <w:rPr>
@@ -3314,6 +3415,7 @@
             <w:pPr>
               <w:pStyle w:val="Normal"/>
               <w:widowControl/>
+              <w:suppressAutoHyphens w:val="true"/>
               <w:spacing w:before="0" w:after="120"/>
               <w:jc w:val="start"/>
               <w:rPr>
@@ -3345,6 +3447,7 @@
             <w:pPr>
               <w:pStyle w:val="Normal"/>
               <w:widowControl/>
+              <w:suppressAutoHyphens w:val="true"/>
               <w:spacing w:before="0" w:after="120"/>
               <w:jc w:val="start"/>
               <w:rPr>
@@ -3376,6 +3479,7 @@
             <w:pPr>
               <w:pStyle w:val="Normal"/>
               <w:widowControl/>
+              <w:suppressAutoHyphens w:val="true"/>
               <w:spacing w:before="0" w:after="120"/>
               <w:jc w:val="start"/>
               <w:rPr>
@@ -3407,6 +3511,7 @@
             <w:pPr>
               <w:pStyle w:val="Normal"/>
               <w:widowControl/>
+              <w:suppressAutoHyphens w:val="true"/>
               <w:spacing w:before="0" w:after="120"/>
               <w:jc w:val="start"/>
               <w:rPr>
@@ -3441,6 +3546,7 @@
             <w:pPr>
               <w:pStyle w:val="Normal"/>
               <w:widowControl/>
+              <w:suppressAutoHyphens w:val="true"/>
               <w:spacing w:before="0" w:after="120"/>
               <w:jc w:val="start"/>
               <w:rPr>
@@ -3472,6 +3578,7 @@
             <w:pPr>
               <w:pStyle w:val="Normal"/>
               <w:widowControl/>
+              <w:suppressAutoHyphens w:val="true"/>
               <w:spacing w:before="0" w:after="120"/>
               <w:jc w:val="start"/>
               <w:rPr>
@@ -3503,6 +3610,7 @@
             <w:pPr>
               <w:pStyle w:val="Normal"/>
               <w:widowControl/>
+              <w:suppressAutoHyphens w:val="true"/>
               <w:spacing w:before="0" w:after="120"/>
               <w:jc w:val="start"/>
               <w:rPr>
@@ -3534,6 +3642,7 @@
             <w:pPr>
               <w:pStyle w:val="Normal"/>
               <w:widowControl/>
+              <w:suppressAutoHyphens w:val="true"/>
               <w:spacing w:before="0" w:after="120"/>
               <w:jc w:val="start"/>
               <w:rPr>
@@ -3565,6 +3674,7 @@
             <w:pPr>
               <w:pStyle w:val="Normal"/>
               <w:widowControl/>
+              <w:suppressAutoHyphens w:val="true"/>
               <w:spacing w:before="0" w:after="120"/>
               <w:jc w:val="start"/>
               <w:rPr>
@@ -3596,6 +3706,7 @@
             <w:pPr>
               <w:pStyle w:val="Normal"/>
               <w:widowControl/>
+              <w:suppressAutoHyphens w:val="true"/>
               <w:spacing w:before="0" w:after="120"/>
               <w:jc w:val="start"/>
               <w:rPr>
@@ -3627,6 +3738,7 @@
             <w:pPr>
               <w:pStyle w:val="Normal"/>
               <w:widowControl/>
+              <w:suppressAutoHyphens w:val="true"/>
               <w:spacing w:before="0" w:after="120"/>
               <w:jc w:val="start"/>
               <w:rPr>
@@ -3661,6 +3773,7 @@
             <w:pPr>
               <w:pStyle w:val="Normal"/>
               <w:widowControl/>
+              <w:suppressAutoHyphens w:val="true"/>
               <w:spacing w:before="0" w:after="120"/>
               <w:jc w:val="start"/>
               <w:rPr>
@@ -3692,6 +3805,7 @@
             <w:pPr>
               <w:pStyle w:val="Normal"/>
               <w:widowControl/>
+              <w:suppressAutoHyphens w:val="true"/>
               <w:spacing w:before="0" w:after="120"/>
               <w:jc w:val="start"/>
               <w:rPr>
@@ -3723,6 +3837,7 @@
             <w:pPr>
               <w:pStyle w:val="Normal"/>
               <w:widowControl/>
+              <w:suppressAutoHyphens w:val="true"/>
               <w:spacing w:before="0" w:after="120"/>
               <w:jc w:val="start"/>
               <w:rPr>
@@ -3754,6 +3869,7 @@
             <w:pPr>
               <w:pStyle w:val="Normal"/>
               <w:widowControl/>
+              <w:suppressAutoHyphens w:val="true"/>
               <w:spacing w:before="0" w:after="120"/>
               <w:jc w:val="start"/>
               <w:rPr>
@@ -3785,6 +3901,7 @@
             <w:pPr>
               <w:pStyle w:val="Normal"/>
               <w:widowControl/>
+              <w:suppressAutoHyphens w:val="true"/>
               <w:spacing w:before="0" w:after="120"/>
               <w:jc w:val="start"/>
               <w:rPr>
@@ -3816,6 +3933,7 @@
             <w:pPr>
               <w:pStyle w:val="Normal"/>
               <w:widowControl/>
+              <w:suppressAutoHyphens w:val="true"/>
               <w:spacing w:before="0" w:after="120"/>
               <w:jc w:val="start"/>
               <w:rPr>
@@ -3847,6 +3965,7 @@
             <w:pPr>
               <w:pStyle w:val="Normal"/>
               <w:widowControl/>
+              <w:suppressAutoHyphens w:val="true"/>
               <w:spacing w:before="0" w:after="120"/>
               <w:jc w:val="start"/>
               <w:rPr>
@@ -3881,6 +4000,7 @@
             <w:pPr>
               <w:pStyle w:val="Normal"/>
               <w:widowControl/>
+              <w:suppressAutoHyphens w:val="true"/>
               <w:spacing w:before="0" w:after="120"/>
               <w:jc w:val="start"/>
               <w:rPr>
@@ -3912,6 +4032,7 @@
             <w:pPr>
               <w:pStyle w:val="Normal"/>
               <w:widowControl/>
+              <w:suppressAutoHyphens w:val="true"/>
               <w:spacing w:before="0" w:after="120"/>
               <w:jc w:val="start"/>
               <w:rPr>
@@ -3943,6 +4064,7 @@
             <w:pPr>
               <w:pStyle w:val="Normal"/>
               <w:widowControl/>
+              <w:suppressAutoHyphens w:val="true"/>
               <w:spacing w:before="0" w:after="120"/>
               <w:jc w:val="start"/>
               <w:rPr>
@@ -3974,6 +4096,7 @@
             <w:pPr>
               <w:pStyle w:val="Normal"/>
               <w:widowControl/>
+              <w:suppressAutoHyphens w:val="true"/>
               <w:spacing w:before="0" w:after="120"/>
               <w:jc w:val="start"/>
               <w:rPr>
@@ -4005,6 +4128,7 @@
             <w:pPr>
               <w:pStyle w:val="Normal"/>
               <w:widowControl/>
+              <w:suppressAutoHyphens w:val="true"/>
               <w:spacing w:before="0" w:after="120"/>
               <w:jc w:val="start"/>
               <w:rPr>
@@ -4036,6 +4160,7 @@
             <w:pPr>
               <w:pStyle w:val="Normal"/>
               <w:widowControl/>
+              <w:suppressAutoHyphens w:val="true"/>
               <w:spacing w:before="0" w:after="120"/>
               <w:jc w:val="start"/>
               <w:rPr>
@@ -4067,6 +4192,7 @@
             <w:pPr>
               <w:pStyle w:val="Normal"/>
               <w:widowControl/>
+              <w:suppressAutoHyphens w:val="true"/>
               <w:spacing w:before="0" w:after="120"/>
               <w:jc w:val="start"/>
               <w:rPr>
@@ -4101,6 +4227,7 @@
             <w:pPr>
               <w:pStyle w:val="Normal"/>
               <w:widowControl/>
+              <w:suppressAutoHyphens w:val="true"/>
               <w:spacing w:before="0" w:after="120"/>
               <w:jc w:val="start"/>
               <w:rPr>
@@ -4132,6 +4259,7 @@
             <w:pPr>
               <w:pStyle w:val="Normal"/>
               <w:widowControl/>
+              <w:suppressAutoHyphens w:val="true"/>
               <w:spacing w:before="0" w:after="120"/>
               <w:jc w:val="start"/>
               <w:rPr>
@@ -4163,6 +4291,7 @@
             <w:pPr>
               <w:pStyle w:val="Normal"/>
               <w:widowControl/>
+              <w:suppressAutoHyphens w:val="true"/>
               <w:spacing w:before="0" w:after="120"/>
               <w:jc w:val="start"/>
               <w:rPr>
@@ -4194,6 +4323,7 @@
             <w:pPr>
               <w:pStyle w:val="Normal"/>
               <w:widowControl/>
+              <w:suppressAutoHyphens w:val="true"/>
               <w:spacing w:before="0" w:after="120"/>
               <w:jc w:val="start"/>
               <w:rPr>
@@ -4225,6 +4355,7 @@
             <w:pPr>
               <w:pStyle w:val="Normal"/>
               <w:widowControl/>
+              <w:suppressAutoHyphens w:val="true"/>
               <w:spacing w:before="0" w:after="120"/>
               <w:jc w:val="start"/>
               <w:rPr>
@@ -4256,6 +4387,7 @@
             <w:pPr>
               <w:pStyle w:val="Normal"/>
               <w:widowControl/>
+              <w:suppressAutoHyphens w:val="true"/>
               <w:spacing w:before="0" w:after="120"/>
               <w:jc w:val="start"/>
               <w:rPr>
@@ -4287,6 +4419,7 @@
             <w:pPr>
               <w:pStyle w:val="Normal"/>
               <w:widowControl/>
+              <w:suppressAutoHyphens w:val="true"/>
               <w:spacing w:before="0" w:after="120"/>
               <w:jc w:val="start"/>
               <w:rPr>
@@ -4573,6 +4706,7 @@
             <w:pPr>
               <w:pStyle w:val="Normal"/>
               <w:widowControl/>
+              <w:suppressAutoHyphens w:val="true"/>
               <w:spacing w:before="0" w:after="120"/>
               <w:jc w:val="start"/>
               <w:rPr>
@@ -4604,6 +4738,7 @@
             <w:pPr>
               <w:pStyle w:val="Normal"/>
               <w:widowControl/>
+              <w:suppressAutoHyphens w:val="true"/>
               <w:spacing w:before="0" w:after="120"/>
               <w:jc w:val="start"/>
               <w:rPr>
@@ -4635,6 +4770,7 @@
             <w:pPr>
               <w:pStyle w:val="Normal"/>
               <w:widowControl/>
+              <w:suppressAutoHyphens w:val="true"/>
               <w:spacing w:before="0" w:after="120"/>
               <w:jc w:val="start"/>
               <w:rPr>
@@ -4666,6 +4802,7 @@
             <w:pPr>
               <w:pStyle w:val="Normal"/>
               <w:widowControl/>
+              <w:suppressAutoHyphens w:val="true"/>
               <w:spacing w:before="0" w:after="120"/>
               <w:jc w:val="start"/>
               <w:rPr>
@@ -4697,6 +4834,7 @@
             <w:pPr>
               <w:pStyle w:val="Normal"/>
               <w:widowControl/>
+              <w:suppressAutoHyphens w:val="true"/>
               <w:spacing w:before="0" w:after="120"/>
               <w:jc w:val="start"/>
               <w:rPr>
@@ -4728,6 +4866,7 @@
             <w:pPr>
               <w:pStyle w:val="Normal"/>
               <w:widowControl/>
+              <w:suppressAutoHyphens w:val="true"/>
               <w:spacing w:before="0" w:after="120"/>
               <w:jc w:val="start"/>
               <w:rPr>
@@ -4762,6 +4901,7 @@
             <w:pPr>
               <w:pStyle w:val="Normal"/>
               <w:widowControl/>
+              <w:suppressAutoHyphens w:val="true"/>
               <w:spacing w:before="0" w:after="120"/>
               <w:jc w:val="start"/>
               <w:rPr>
@@ -4793,6 +4933,7 @@
             <w:pPr>
               <w:pStyle w:val="Normal"/>
               <w:widowControl/>
+              <w:suppressAutoHyphens w:val="true"/>
               <w:spacing w:before="0" w:after="120"/>
               <w:jc w:val="start"/>
               <w:rPr>
@@ -4824,6 +4965,7 @@
             <w:pPr>
               <w:pStyle w:val="Normal"/>
               <w:widowControl/>
+              <w:suppressAutoHyphens w:val="true"/>
               <w:spacing w:before="0" w:after="120"/>
               <w:jc w:val="start"/>
               <w:rPr>
@@ -4855,6 +4997,7 @@
             <w:pPr>
               <w:pStyle w:val="Normal"/>
               <w:widowControl/>
+              <w:suppressAutoHyphens w:val="true"/>
               <w:spacing w:before="0" w:after="120"/>
               <w:jc w:val="start"/>
               <w:rPr>
@@ -4886,6 +5029,7 @@
             <w:pPr>
               <w:pStyle w:val="Normal"/>
               <w:widowControl/>
+              <w:suppressAutoHyphens w:val="true"/>
               <w:spacing w:before="0" w:after="120"/>
               <w:jc w:val="start"/>
               <w:rPr>
@@ -4917,6 +5061,7 @@
             <w:pPr>
               <w:pStyle w:val="Normal"/>
               <w:widowControl/>
+              <w:suppressAutoHyphens w:val="true"/>
               <w:spacing w:before="0" w:after="120"/>
               <w:jc w:val="start"/>
               <w:rPr>
@@ -4951,6 +5096,7 @@
             <w:pPr>
               <w:pStyle w:val="Normal"/>
               <w:widowControl/>
+              <w:suppressAutoHyphens w:val="true"/>
               <w:spacing w:before="0" w:after="120"/>
               <w:jc w:val="start"/>
               <w:rPr>
@@ -4982,6 +5128,7 @@
             <w:pPr>
               <w:pStyle w:val="Normal"/>
               <w:widowControl/>
+              <w:suppressAutoHyphens w:val="true"/>
               <w:spacing w:before="0" w:after="120"/>
               <w:jc w:val="start"/>
               <w:rPr>
@@ -5013,6 +5160,7 @@
             <w:pPr>
               <w:pStyle w:val="Normal"/>
               <w:widowControl/>
+              <w:suppressAutoHyphens w:val="true"/>
               <w:spacing w:before="0" w:after="120"/>
               <w:jc w:val="start"/>
               <w:rPr>
@@ -5044,6 +5192,7 @@
             <w:pPr>
               <w:pStyle w:val="Normal"/>
               <w:widowControl/>
+              <w:suppressAutoHyphens w:val="true"/>
               <w:spacing w:before="0" w:after="120"/>
               <w:jc w:val="start"/>
               <w:rPr>
@@ -5075,6 +5224,7 @@
             <w:pPr>
               <w:pStyle w:val="Normal"/>
               <w:widowControl/>
+              <w:suppressAutoHyphens w:val="true"/>
               <w:spacing w:before="0" w:after="120"/>
               <w:jc w:val="start"/>
               <w:rPr>
@@ -5106,6 +5256,7 @@
             <w:pPr>
               <w:pStyle w:val="Normal"/>
               <w:widowControl/>
+              <w:suppressAutoHyphens w:val="true"/>
               <w:spacing w:before="0" w:after="120"/>
               <w:jc w:val="start"/>
               <w:rPr>
@@ -5140,6 +5291,7 @@
             <w:pPr>
               <w:pStyle w:val="Normal"/>
               <w:widowControl/>
+              <w:suppressAutoHyphens w:val="true"/>
               <w:spacing w:before="0" w:after="120"/>
               <w:jc w:val="start"/>
               <w:rPr>
@@ -5171,6 +5323,7 @@
             <w:pPr>
               <w:pStyle w:val="Normal"/>
               <w:widowControl/>
+              <w:suppressAutoHyphens w:val="true"/>
               <w:spacing w:before="0" w:after="120"/>
               <w:jc w:val="start"/>
               <w:rPr>
@@ -5202,6 +5355,7 @@
             <w:pPr>
               <w:pStyle w:val="Normal"/>
               <w:widowControl/>
+              <w:suppressAutoHyphens w:val="true"/>
               <w:spacing w:before="0" w:after="120"/>
               <w:jc w:val="start"/>
               <w:rPr>
@@ -5233,6 +5387,7 @@
             <w:pPr>
               <w:pStyle w:val="Normal"/>
               <w:widowControl/>
+              <w:suppressAutoHyphens w:val="true"/>
               <w:spacing w:before="0" w:after="120"/>
               <w:jc w:val="start"/>
               <w:rPr>
@@ -5264,6 +5419,7 @@
             <w:pPr>
               <w:pStyle w:val="Normal"/>
               <w:widowControl/>
+              <w:suppressAutoHyphens w:val="true"/>
               <w:spacing w:before="0" w:after="120"/>
               <w:jc w:val="start"/>
               <w:rPr>
@@ -5295,6 +5451,7 @@
             <w:pPr>
               <w:pStyle w:val="Normal"/>
               <w:widowControl/>
+              <w:suppressAutoHyphens w:val="true"/>
               <w:spacing w:before="0" w:after="120"/>
               <w:jc w:val="start"/>
               <w:rPr>
@@ -5329,6 +5486,7 @@
             <w:pPr>
               <w:pStyle w:val="Normal"/>
               <w:widowControl/>
+              <w:suppressAutoHyphens w:val="true"/>
               <w:spacing w:before="0" w:after="120"/>
               <w:jc w:val="start"/>
               <w:rPr>
@@ -5360,6 +5518,7 @@
             <w:pPr>
               <w:pStyle w:val="Normal"/>
               <w:widowControl/>
+              <w:suppressAutoHyphens w:val="true"/>
               <w:spacing w:before="0" w:after="120"/>
               <w:jc w:val="start"/>
               <w:rPr>
@@ -5391,6 +5550,7 @@
             <w:pPr>
               <w:pStyle w:val="Normal"/>
               <w:widowControl/>
+              <w:suppressAutoHyphens w:val="true"/>
               <w:spacing w:before="0" w:after="120"/>
               <w:jc w:val="start"/>
               <w:rPr>
@@ -5422,6 +5582,7 @@
             <w:pPr>
               <w:pStyle w:val="Normal"/>
               <w:widowControl/>
+              <w:suppressAutoHyphens w:val="true"/>
               <w:spacing w:before="0" w:after="120"/>
               <w:jc w:val="start"/>
               <w:rPr>
@@ -5453,6 +5614,7 @@
             <w:pPr>
               <w:pStyle w:val="Normal"/>
               <w:widowControl/>
+              <w:suppressAutoHyphens w:val="true"/>
               <w:spacing w:before="0" w:after="120"/>
               <w:jc w:val="start"/>
               <w:rPr>
@@ -5484,6 +5646,7 @@
             <w:pPr>
               <w:pStyle w:val="Normal"/>
               <w:widowControl/>
+              <w:suppressAutoHyphens w:val="true"/>
               <w:spacing w:before="0" w:after="120"/>
               <w:jc w:val="start"/>
               <w:rPr>
@@ -5518,6 +5681,7 @@
             <w:pPr>
               <w:pStyle w:val="Normal"/>
               <w:widowControl/>
+              <w:suppressAutoHyphens w:val="true"/>
               <w:spacing w:before="0" w:after="120"/>
               <w:jc w:val="start"/>
               <w:rPr>
@@ -5549,6 +5713,7 @@
             <w:pPr>
               <w:pStyle w:val="Normal"/>
               <w:widowControl/>
+              <w:suppressAutoHyphens w:val="true"/>
               <w:spacing w:before="0" w:after="120"/>
               <w:jc w:val="start"/>
               <w:rPr>
@@ -5580,6 +5745,7 @@
             <w:pPr>
               <w:pStyle w:val="Normal"/>
               <w:widowControl/>
+              <w:suppressAutoHyphens w:val="true"/>
               <w:spacing w:before="0" w:after="120"/>
               <w:jc w:val="start"/>
               <w:rPr>
@@ -5611,6 +5777,7 @@
             <w:pPr>
               <w:pStyle w:val="Normal"/>
               <w:widowControl/>
+              <w:suppressAutoHyphens w:val="true"/>
               <w:spacing w:before="0" w:after="120"/>
               <w:jc w:val="start"/>
               <w:rPr>
@@ -5642,6 +5809,7 @@
             <w:pPr>
               <w:pStyle w:val="Normal"/>
               <w:widowControl/>
+              <w:suppressAutoHyphens w:val="true"/>
               <w:spacing w:before="0" w:after="120"/>
               <w:jc w:val="start"/>
               <w:rPr>
@@ -5673,6 +5841,7 @@
             <w:pPr>
               <w:pStyle w:val="Normal"/>
               <w:widowControl/>
+              <w:suppressAutoHyphens w:val="true"/>
               <w:spacing w:before="0" w:after="120"/>
               <w:jc w:val="start"/>
               <w:rPr>
@@ -5707,6 +5876,7 @@
             <w:pPr>
               <w:pStyle w:val="Normal"/>
               <w:widowControl/>
+              <w:suppressAutoHyphens w:val="true"/>
               <w:spacing w:before="0" w:after="120"/>
               <w:jc w:val="start"/>
               <w:rPr>
@@ -5738,6 +5908,7 @@
             <w:pPr>
               <w:pStyle w:val="Normal"/>
               <w:widowControl/>
+              <w:suppressAutoHyphens w:val="true"/>
               <w:spacing w:before="0" w:after="120"/>
               <w:jc w:val="start"/>
               <w:rPr>
@@ -5769,6 +5940,7 @@
             <w:pPr>
               <w:pStyle w:val="Normal"/>
               <w:widowControl/>
+              <w:suppressAutoHyphens w:val="true"/>
               <w:spacing w:before="0" w:after="120"/>
               <w:jc w:val="start"/>
               <w:rPr>
@@ -5800,6 +5972,7 @@
             <w:pPr>
               <w:pStyle w:val="Normal"/>
               <w:widowControl/>
+              <w:suppressAutoHyphens w:val="true"/>
               <w:spacing w:before="0" w:after="120"/>
               <w:jc w:val="start"/>
               <w:rPr>
@@ -5831,6 +6004,7 @@
             <w:pPr>
               <w:pStyle w:val="Normal"/>
               <w:widowControl/>
+              <w:suppressAutoHyphens w:val="true"/>
               <w:spacing w:before="0" w:after="120"/>
               <w:jc w:val="start"/>
               <w:rPr>
@@ -5862,6 +6036,7 @@
             <w:pPr>
               <w:pStyle w:val="Normal"/>
               <w:widowControl/>
+              <w:suppressAutoHyphens w:val="true"/>
               <w:spacing w:before="0" w:after="120"/>
               <w:jc w:val="start"/>
               <w:rPr>
@@ -5896,6 +6071,7 @@
             <w:pPr>
               <w:pStyle w:val="Normal"/>
               <w:widowControl/>
+              <w:suppressAutoHyphens w:val="true"/>
               <w:spacing w:before="0" w:after="120"/>
               <w:jc w:val="start"/>
               <w:rPr>
@@ -5927,6 +6103,7 @@
             <w:pPr>
               <w:pStyle w:val="Normal"/>
               <w:widowControl/>
+              <w:suppressAutoHyphens w:val="true"/>
               <w:spacing w:before="0" w:after="120"/>
               <w:jc w:val="start"/>
               <w:rPr>
@@ -5958,6 +6135,7 @@
             <w:pPr>
               <w:pStyle w:val="Normal"/>
               <w:widowControl/>
+              <w:suppressAutoHyphens w:val="true"/>
               <w:spacing w:before="0" w:after="120"/>
               <w:jc w:val="start"/>
               <w:rPr>
@@ -5989,6 +6167,7 @@
             <w:pPr>
               <w:pStyle w:val="Normal"/>
               <w:widowControl/>
+              <w:suppressAutoHyphens w:val="true"/>
               <w:spacing w:before="0" w:after="120"/>
               <w:jc w:val="start"/>
               <w:rPr>
@@ -6020,6 +6199,7 @@
             <w:pPr>
               <w:pStyle w:val="Normal"/>
               <w:widowControl/>
+              <w:suppressAutoHyphens w:val="true"/>
               <w:spacing w:before="0" w:after="120"/>
               <w:jc w:val="start"/>
               <w:rPr>
@@ -6051,6 +6231,7 @@
             <w:pPr>
               <w:pStyle w:val="Normal"/>
               <w:widowControl/>
+              <w:suppressAutoHyphens w:val="true"/>
               <w:spacing w:before="0" w:after="120"/>
               <w:jc w:val="start"/>
               <w:rPr>
@@ -6085,6 +6266,7 @@
             <w:pPr>
               <w:pStyle w:val="Normal"/>
               <w:widowControl/>
+              <w:suppressAutoHyphens w:val="true"/>
               <w:spacing w:before="0" w:after="120"/>
               <w:jc w:val="start"/>
               <w:rPr>
@@ -6116,6 +6298,7 @@
             <w:pPr>
               <w:pStyle w:val="Normal"/>
               <w:widowControl/>
+              <w:suppressAutoHyphens w:val="true"/>
               <w:spacing w:before="0" w:after="120"/>
               <w:jc w:val="start"/>
               <w:rPr>
@@ -6147,6 +6330,7 @@
             <w:pPr>
               <w:pStyle w:val="Normal"/>
               <w:widowControl/>
+              <w:suppressAutoHyphens w:val="true"/>
               <w:spacing w:before="0" w:after="120"/>
               <w:jc w:val="start"/>
               <w:rPr>
@@ -6178,6 +6362,7 @@
             <w:pPr>
               <w:pStyle w:val="Normal"/>
               <w:widowControl/>
+              <w:suppressAutoHyphens w:val="true"/>
               <w:spacing w:before="0" w:after="120"/>
               <w:jc w:val="start"/>
               <w:rPr>
@@ -6209,6 +6394,7 @@
             <w:pPr>
               <w:pStyle w:val="Normal"/>
               <w:widowControl/>
+              <w:suppressAutoHyphens w:val="true"/>
               <w:spacing w:before="0" w:after="120"/>
               <w:jc w:val="start"/>
               <w:rPr>
@@ -6240,6 +6426,7 @@
             <w:pPr>
               <w:pStyle w:val="Normal"/>
               <w:widowControl/>
+              <w:suppressAutoHyphens w:val="true"/>
               <w:spacing w:before="0" w:after="120"/>
               <w:jc w:val="start"/>
               <w:rPr>
@@ -6343,6 +6530,7 @@
             <w:pPr>
               <w:pStyle w:val="Normal"/>
               <w:widowControl/>
+              <w:suppressAutoHyphens w:val="true"/>
               <w:spacing w:before="0" w:after="120"/>
               <w:jc w:val="start"/>
               <w:rPr>
@@ -6374,6 +6562,7 @@
             <w:pPr>
               <w:pStyle w:val="Normal"/>
               <w:widowControl/>
+              <w:suppressAutoHyphens w:val="true"/>
               <w:spacing w:before="0" w:after="120"/>
               <w:jc w:val="start"/>
               <w:rPr>
@@ -6405,6 +6594,7 @@
             <w:pPr>
               <w:pStyle w:val="Normal"/>
               <w:widowControl/>
+              <w:suppressAutoHyphens w:val="true"/>
               <w:spacing w:before="0" w:after="120"/>
               <w:jc w:val="start"/>
               <w:rPr>
@@ -6439,6 +6629,7 @@
             <w:pPr>
               <w:pStyle w:val="Normal"/>
               <w:widowControl/>
+              <w:suppressAutoHyphens w:val="true"/>
               <w:spacing w:before="0" w:after="120"/>
               <w:jc w:val="start"/>
               <w:rPr>
@@ -6470,6 +6661,7 @@
             <w:pPr>
               <w:pStyle w:val="Normal"/>
               <w:widowControl/>
+              <w:suppressAutoHyphens w:val="true"/>
               <w:spacing w:before="0" w:after="120"/>
               <w:jc w:val="start"/>
               <w:rPr>
@@ -6501,6 +6693,7 @@
             <w:pPr>
               <w:pStyle w:val="Normal"/>
               <w:widowControl/>
+              <w:suppressAutoHyphens w:val="true"/>
               <w:spacing w:before="0" w:after="120"/>
               <w:jc w:val="start"/>
               <w:rPr>
@@ -6535,6 +6728,7 @@
             <w:pPr>
               <w:pStyle w:val="Normal"/>
               <w:widowControl/>
+              <w:suppressAutoHyphens w:val="true"/>
               <w:spacing w:before="0" w:after="120"/>
               <w:jc w:val="start"/>
               <w:rPr>
@@ -6566,6 +6760,7 @@
             <w:pPr>
               <w:pStyle w:val="Normal"/>
               <w:widowControl/>
+              <w:suppressAutoHyphens w:val="true"/>
               <w:spacing w:before="0" w:after="120"/>
               <w:jc w:val="start"/>
               <w:rPr>
@@ -6597,6 +6792,7 @@
             <w:pPr>
               <w:pStyle w:val="Normal"/>
               <w:widowControl/>
+              <w:suppressAutoHyphens w:val="true"/>
               <w:spacing w:before="0" w:after="120"/>
               <w:jc w:val="start"/>
               <w:rPr>
@@ -6631,6 +6827,7 @@
             <w:pPr>
               <w:pStyle w:val="Normal"/>
               <w:widowControl/>
+              <w:suppressAutoHyphens w:val="true"/>
               <w:spacing w:before="0" w:after="120"/>
               <w:jc w:val="start"/>
               <w:rPr>
@@ -6662,6 +6859,7 @@
             <w:pPr>
               <w:pStyle w:val="Normal"/>
               <w:widowControl/>
+              <w:suppressAutoHyphens w:val="true"/>
               <w:spacing w:before="0" w:after="120"/>
               <w:jc w:val="start"/>
               <w:rPr>
@@ -6693,6 +6891,7 @@
             <w:pPr>
               <w:pStyle w:val="Normal"/>
               <w:widowControl/>
+              <w:suppressAutoHyphens w:val="true"/>
               <w:spacing w:before="0" w:after="120"/>
               <w:jc w:val="start"/>
               <w:rPr>
@@ -6727,6 +6926,7 @@
             <w:pPr>
               <w:pStyle w:val="Normal"/>
               <w:widowControl/>
+              <w:suppressAutoHyphens w:val="true"/>
               <w:spacing w:before="0" w:after="120"/>
               <w:jc w:val="start"/>
               <w:rPr>
@@ -6758,6 +6958,7 @@
             <w:pPr>
               <w:pStyle w:val="Normal"/>
               <w:widowControl/>
+              <w:suppressAutoHyphens w:val="true"/>
               <w:spacing w:before="0" w:after="120"/>
               <w:jc w:val="start"/>
               <w:rPr>
@@ -6789,6 +6990,7 @@
             <w:pPr>
               <w:pStyle w:val="Normal"/>
               <w:widowControl/>
+              <w:suppressAutoHyphens w:val="true"/>
               <w:spacing w:before="0" w:after="120"/>
               <w:jc w:val="start"/>
               <w:rPr>
@@ -6823,6 +7025,7 @@
             <w:pPr>
               <w:pStyle w:val="Normal"/>
               <w:widowControl/>
+              <w:suppressAutoHyphens w:val="true"/>
               <w:spacing w:before="0" w:after="120"/>
               <w:jc w:val="start"/>
               <w:rPr>
@@ -6854,6 +7057,7 @@
             <w:pPr>
               <w:pStyle w:val="Normal"/>
               <w:widowControl/>
+              <w:suppressAutoHyphens w:val="true"/>
               <w:spacing w:before="0" w:after="120"/>
               <w:jc w:val="start"/>
               <w:rPr>
@@ -6885,6 +7089,7 @@
             <w:pPr>
               <w:pStyle w:val="Normal"/>
               <w:widowControl/>
+              <w:suppressAutoHyphens w:val="true"/>
               <w:spacing w:before="0" w:after="120"/>
               <w:jc w:val="start"/>
               <w:rPr>
@@ -6919,6 +7124,7 @@
             <w:pPr>
               <w:pStyle w:val="Normal"/>
               <w:widowControl/>
+              <w:suppressAutoHyphens w:val="true"/>
               <w:spacing w:before="0" w:after="120"/>
               <w:jc w:val="start"/>
               <w:rPr>
@@ -6950,6 +7156,7 @@
             <w:pPr>
               <w:pStyle w:val="Normal"/>
               <w:widowControl/>
+              <w:suppressAutoHyphens w:val="true"/>
               <w:spacing w:before="0" w:after="120"/>
               <w:jc w:val="start"/>
               <w:rPr>
@@ -6981,6 +7188,7 @@
             <w:pPr>
               <w:pStyle w:val="Normal"/>
               <w:widowControl/>
+              <w:suppressAutoHyphens w:val="true"/>
               <w:spacing w:before="0" w:after="120"/>
               <w:jc w:val="start"/>
               <w:rPr>
@@ -7015,6 +7223,7 @@
             <w:pPr>
               <w:pStyle w:val="Normal"/>
               <w:widowControl/>
+              <w:suppressAutoHyphens w:val="true"/>
               <w:spacing w:before="0" w:after="120"/>
               <w:jc w:val="start"/>
               <w:rPr>
@@ -7046,6 +7255,7 @@
             <w:pPr>
               <w:pStyle w:val="Normal"/>
               <w:widowControl/>
+              <w:suppressAutoHyphens w:val="true"/>
               <w:spacing w:before="0" w:after="120"/>
               <w:jc w:val="start"/>
               <w:rPr>
@@ -7077,6 +7287,7 @@
             <w:pPr>
               <w:pStyle w:val="Normal"/>
               <w:widowControl/>
+              <w:suppressAutoHyphens w:val="true"/>
               <w:spacing w:before="0" w:after="120"/>
               <w:jc w:val="start"/>
               <w:rPr>
@@ -7111,6 +7322,7 @@
             <w:pPr>
               <w:pStyle w:val="Normal"/>
               <w:widowControl/>
+              <w:suppressAutoHyphens w:val="true"/>
               <w:spacing w:before="0" w:after="120"/>
               <w:jc w:val="start"/>
               <w:rPr>
@@ -7142,6 +7354,7 @@
             <w:pPr>
               <w:pStyle w:val="Normal"/>
               <w:widowControl/>
+              <w:suppressAutoHyphens w:val="true"/>
               <w:spacing w:before="0" w:after="120"/>
               <w:jc w:val="start"/>
               <w:rPr>
@@ -7173,6 +7386,7 @@
             <w:pPr>
               <w:pStyle w:val="Normal"/>
               <w:widowControl/>
+              <w:suppressAutoHyphens w:val="true"/>
               <w:spacing w:before="0" w:after="120"/>
               <w:jc w:val="start"/>
               <w:rPr>
@@ -7207,6 +7421,7 @@
             <w:pPr>
               <w:pStyle w:val="Normal"/>
               <w:widowControl/>
+              <w:suppressAutoHyphens w:val="true"/>
               <w:spacing w:before="0" w:after="120"/>
               <w:jc w:val="start"/>
               <w:rPr>
@@ -7238,6 +7453,7 @@
             <w:pPr>
               <w:pStyle w:val="Normal"/>
               <w:widowControl/>
+              <w:suppressAutoHyphens w:val="true"/>
               <w:spacing w:before="0" w:after="120"/>
               <w:jc w:val="start"/>
               <w:rPr>
@@ -7269,6 +7485,7 @@
             <w:pPr>
               <w:pStyle w:val="Normal"/>
               <w:widowControl/>
+              <w:suppressAutoHyphens w:val="true"/>
               <w:spacing w:before="0" w:after="120"/>
               <w:jc w:val="start"/>
               <w:rPr>
@@ -7303,6 +7520,7 @@
             <w:pPr>
               <w:pStyle w:val="Normal"/>
               <w:widowControl/>
+              <w:suppressAutoHyphens w:val="true"/>
               <w:spacing w:before="0" w:after="120"/>
               <w:jc w:val="start"/>
               <w:rPr>
@@ -7334,6 +7552,7 @@
             <w:pPr>
               <w:pStyle w:val="Normal"/>
               <w:widowControl/>
+              <w:suppressAutoHyphens w:val="true"/>
               <w:spacing w:before="0" w:after="120"/>
               <w:jc w:val="start"/>
               <w:rPr>
@@ -7365,6 +7584,7 @@
             <w:pPr>
               <w:pStyle w:val="Normal"/>
               <w:widowControl/>
+              <w:suppressAutoHyphens w:val="true"/>
               <w:spacing w:before="0" w:after="120"/>
               <w:jc w:val="start"/>
               <w:rPr>
@@ -7469,6 +7689,7 @@
             <w:pPr>
               <w:pStyle w:val="Normal"/>
               <w:widowControl/>
+              <w:suppressAutoHyphens w:val="true"/>
               <w:spacing w:before="0" w:after="120"/>
               <w:jc w:val="start"/>
               <w:rPr>
@@ -7500,6 +7721,7 @@
             <w:pPr>
               <w:pStyle w:val="Normal"/>
               <w:widowControl/>
+              <w:suppressAutoHyphens w:val="true"/>
               <w:spacing w:before="0" w:after="120"/>
               <w:jc w:val="start"/>
               <w:rPr>
@@ -7531,6 +7753,7 @@
             <w:pPr>
               <w:pStyle w:val="Normal"/>
               <w:widowControl/>
+              <w:suppressAutoHyphens w:val="true"/>
               <w:spacing w:before="0" w:after="120"/>
               <w:jc w:val="start"/>
               <w:rPr>
@@ -7562,6 +7785,7 @@
             <w:pPr>
               <w:pStyle w:val="Normal"/>
               <w:widowControl/>
+              <w:suppressAutoHyphens w:val="true"/>
               <w:spacing w:before="0" w:after="120"/>
               <w:jc w:val="start"/>
               <w:rPr>
@@ -7596,6 +7820,7 @@
             <w:pPr>
               <w:pStyle w:val="Normal"/>
               <w:widowControl/>
+              <w:suppressAutoHyphens w:val="true"/>
               <w:spacing w:before="0" w:after="120"/>
               <w:jc w:val="start"/>
               <w:rPr>
@@ -7627,6 +7852,7 @@
             <w:pPr>
               <w:pStyle w:val="Normal"/>
               <w:widowControl/>
+              <w:suppressAutoHyphens w:val="true"/>
               <w:spacing w:before="0" w:after="120"/>
               <w:jc w:val="start"/>
               <w:rPr>
@@ -7658,6 +7884,7 @@
             <w:pPr>
               <w:pStyle w:val="Normal"/>
               <w:widowControl/>
+              <w:suppressAutoHyphens w:val="true"/>
               <w:spacing w:before="0" w:after="120"/>
               <w:jc w:val="start"/>
               <w:rPr>
@@ -7689,6 +7916,7 @@
             <w:pPr>
               <w:pStyle w:val="Normal"/>
               <w:widowControl/>
+              <w:suppressAutoHyphens w:val="true"/>
               <w:spacing w:before="0" w:after="120"/>
               <w:jc w:val="start"/>
               <w:rPr>
@@ -7723,6 +7951,7 @@
             <w:pPr>
               <w:pStyle w:val="Normal"/>
               <w:widowControl/>
+              <w:suppressAutoHyphens w:val="true"/>
               <w:spacing w:before="0" w:after="120"/>
               <w:jc w:val="start"/>
               <w:rPr>
@@ -7754,6 +7983,7 @@
             <w:pPr>
               <w:pStyle w:val="Normal"/>
               <w:widowControl/>
+              <w:suppressAutoHyphens w:val="true"/>
               <w:spacing w:before="0" w:after="120"/>
               <w:jc w:val="start"/>
               <w:rPr>
@@ -7785,6 +8015,7 @@
             <w:pPr>
               <w:pStyle w:val="Normal"/>
               <w:widowControl/>
+              <w:suppressAutoHyphens w:val="true"/>
               <w:spacing w:before="0" w:after="120"/>
               <w:jc w:val="start"/>
               <w:rPr>
@@ -7816,6 +8047,7 @@
             <w:pPr>
               <w:pStyle w:val="Normal"/>
               <w:widowControl/>
+              <w:suppressAutoHyphens w:val="true"/>
               <w:spacing w:before="0" w:after="120"/>
               <w:jc w:val="start"/>
               <w:rPr>
@@ -7850,6 +8082,7 @@
             <w:pPr>
               <w:pStyle w:val="Normal"/>
               <w:widowControl/>
+              <w:suppressAutoHyphens w:val="true"/>
               <w:spacing w:before="0" w:after="120"/>
               <w:jc w:val="start"/>
               <w:rPr>
@@ -7881,6 +8114,7 @@
             <w:pPr>
               <w:pStyle w:val="Normal"/>
               <w:widowControl/>
+              <w:suppressAutoHyphens w:val="true"/>
               <w:spacing w:before="0" w:after="120"/>
               <w:jc w:val="start"/>
               <w:rPr>
@@ -7912,6 +8146,7 @@
             <w:pPr>
               <w:pStyle w:val="Normal"/>
               <w:widowControl/>
+              <w:suppressAutoHyphens w:val="true"/>
               <w:spacing w:before="0" w:after="120"/>
               <w:jc w:val="start"/>
               <w:rPr>
@@ -7943,6 +8178,7 @@
             <w:pPr>
               <w:pStyle w:val="Normal"/>
               <w:widowControl/>
+              <w:suppressAutoHyphens w:val="true"/>
               <w:spacing w:before="0" w:after="120"/>
               <w:jc w:val="start"/>
               <w:rPr>
@@ -7977,6 +8213,7 @@
             <w:pPr>
               <w:pStyle w:val="Normal"/>
               <w:widowControl/>
+              <w:suppressAutoHyphens w:val="true"/>
               <w:spacing w:before="0" w:after="120"/>
               <w:jc w:val="start"/>
               <w:rPr>
@@ -8008,6 +8245,7 @@
             <w:pPr>
               <w:pStyle w:val="Normal"/>
               <w:widowControl/>
+              <w:suppressAutoHyphens w:val="true"/>
               <w:spacing w:before="0" w:after="120"/>
               <w:jc w:val="start"/>
               <w:rPr>
@@ -8039,6 +8277,7 @@
             <w:pPr>
               <w:pStyle w:val="Normal"/>
               <w:widowControl/>
+              <w:suppressAutoHyphens w:val="true"/>
               <w:spacing w:before="0" w:after="120"/>
               <w:jc w:val="start"/>
               <w:rPr>
@@ -8070,6 +8309,7 @@
             <w:pPr>
               <w:pStyle w:val="Normal"/>
               <w:widowControl/>
+              <w:suppressAutoHyphens w:val="true"/>
               <w:spacing w:before="0" w:after="120"/>
               <w:jc w:val="start"/>
               <w:rPr>
@@ -8104,6 +8344,7 @@
             <w:pPr>
               <w:pStyle w:val="Normal"/>
               <w:widowControl/>
+              <w:suppressAutoHyphens w:val="true"/>
               <w:spacing w:before="0" w:after="120"/>
               <w:jc w:val="start"/>
               <w:rPr>
@@ -8135,6 +8376,7 @@
             <w:pPr>
               <w:pStyle w:val="Normal"/>
               <w:widowControl/>
+              <w:suppressAutoHyphens w:val="true"/>
               <w:spacing w:before="0" w:after="120"/>
               <w:jc w:val="start"/>
               <w:rPr>
@@ -8166,6 +8408,7 @@
             <w:pPr>
               <w:pStyle w:val="Normal"/>
               <w:widowControl/>
+              <w:suppressAutoHyphens w:val="true"/>
               <w:spacing w:before="0" w:after="120"/>
               <w:jc w:val="start"/>
               <w:rPr>
@@ -8197,6 +8440,7 @@
             <w:pPr>
               <w:pStyle w:val="Normal"/>
               <w:widowControl/>
+              <w:suppressAutoHyphens w:val="true"/>
               <w:spacing w:before="0" w:after="120"/>
               <w:jc w:val="start"/>
               <w:rPr>
@@ -8231,6 +8475,7 @@
             <w:pPr>
               <w:pStyle w:val="Normal"/>
               <w:widowControl/>
+              <w:suppressAutoHyphens w:val="true"/>
               <w:spacing w:before="0" w:after="120"/>
               <w:jc w:val="start"/>
               <w:rPr>
@@ -8262,6 +8507,7 @@
             <w:pPr>
               <w:pStyle w:val="Normal"/>
               <w:widowControl/>
+              <w:suppressAutoHyphens w:val="true"/>
               <w:spacing w:before="0" w:after="120"/>
               <w:jc w:val="start"/>
               <w:rPr>
@@ -8293,6 +8539,7 @@
             <w:pPr>
               <w:pStyle w:val="Normal"/>
               <w:widowControl/>
+              <w:suppressAutoHyphens w:val="true"/>
               <w:spacing w:before="0" w:after="120"/>
               <w:jc w:val="start"/>
               <w:rPr>
@@ -8324,6 +8571,7 @@
             <w:pPr>
               <w:pStyle w:val="Normal"/>
               <w:widowControl/>
+              <w:suppressAutoHyphens w:val="true"/>
               <w:spacing w:before="0" w:after="120"/>
               <w:jc w:val="start"/>
               <w:rPr>
@@ -8358,6 +8606,7 @@
             <w:pPr>
               <w:pStyle w:val="Normal"/>
               <w:widowControl/>
+              <w:suppressAutoHyphens w:val="true"/>
               <w:spacing w:before="0" w:after="120"/>
               <w:jc w:val="start"/>
               <w:rPr>
@@ -8389,6 +8638,7 @@
             <w:pPr>
               <w:pStyle w:val="Normal"/>
               <w:widowControl/>
+              <w:suppressAutoHyphens w:val="true"/>
               <w:spacing w:before="0" w:after="120"/>
               <w:jc w:val="start"/>
               <w:rPr>
@@ -8420,6 +8670,7 @@
             <w:pPr>
               <w:pStyle w:val="Normal"/>
               <w:widowControl/>
+              <w:suppressAutoHyphens w:val="true"/>
               <w:spacing w:before="0" w:after="120"/>
               <w:jc w:val="start"/>
               <w:rPr>
@@ -8451,6 +8702,7 @@
             <w:pPr>
               <w:pStyle w:val="Normal"/>
               <w:widowControl/>
+              <w:suppressAutoHyphens w:val="true"/>
               <w:spacing w:before="0" w:after="120"/>
               <w:jc w:val="start"/>
               <w:rPr>
@@ -8485,6 +8737,7 @@
             <w:pPr>
               <w:pStyle w:val="Normal"/>
               <w:widowControl/>
+              <w:suppressAutoHyphens w:val="true"/>
               <w:spacing w:before="0" w:after="120"/>
               <w:jc w:val="start"/>
               <w:rPr>
@@ -8516,6 +8769,7 @@
             <w:pPr>
               <w:pStyle w:val="Normal"/>
               <w:widowControl/>
+              <w:suppressAutoHyphens w:val="true"/>
               <w:spacing w:before="0" w:after="120"/>
               <w:jc w:val="start"/>
               <w:rPr>
@@ -8547,6 +8801,7 @@
             <w:pPr>
               <w:pStyle w:val="Normal"/>
               <w:widowControl/>
+              <w:suppressAutoHyphens w:val="true"/>
               <w:spacing w:before="0" w:after="120"/>
               <w:jc w:val="start"/>
               <w:rPr>
@@ -8578,6 +8833,7 @@
             <w:pPr>
               <w:pStyle w:val="Normal"/>
               <w:widowControl/>
+              <w:suppressAutoHyphens w:val="true"/>
               <w:spacing w:before="0" w:after="120"/>
               <w:jc w:val="start"/>
               <w:rPr>
@@ -8612,6 +8868,7 @@
             <w:pPr>
               <w:pStyle w:val="Normal"/>
               <w:widowControl/>
+              <w:suppressAutoHyphens w:val="true"/>
               <w:spacing w:before="0" w:after="120"/>
               <w:jc w:val="start"/>
               <w:rPr>
@@ -8643,6 +8900,7 @@
             <w:pPr>
               <w:pStyle w:val="Normal"/>
               <w:widowControl/>
+              <w:suppressAutoHyphens w:val="true"/>
               <w:spacing w:before="0" w:after="120"/>
               <w:jc w:val="start"/>
               <w:rPr>
@@ -8674,6 +8932,7 @@
             <w:pPr>
               <w:pStyle w:val="Normal"/>
               <w:widowControl/>
+              <w:suppressAutoHyphens w:val="true"/>
               <w:spacing w:before="0" w:after="120"/>
               <w:jc w:val="start"/>
               <w:rPr>
@@ -8705,6 +8964,7 @@
             <w:pPr>
               <w:pStyle w:val="Normal"/>
               <w:widowControl/>
+              <w:suppressAutoHyphens w:val="true"/>
               <w:spacing w:before="0" w:after="120"/>
               <w:jc w:val="start"/>
               <w:rPr>
@@ -8739,6 +8999,7 @@
             <w:pPr>
               <w:pStyle w:val="Normal"/>
               <w:widowControl/>
+              <w:suppressAutoHyphens w:val="true"/>
               <w:spacing w:before="0" w:after="120"/>
               <w:jc w:val="start"/>
               <w:rPr>
@@ -8770,6 +9031,7 @@
             <w:pPr>
               <w:pStyle w:val="Normal"/>
               <w:widowControl/>
+              <w:suppressAutoHyphens w:val="true"/>
               <w:spacing w:before="0" w:after="120"/>
               <w:jc w:val="start"/>
               <w:rPr>
@@ -8801,6 +9063,7 @@
             <w:pPr>
               <w:pStyle w:val="Normal"/>
               <w:widowControl/>
+              <w:suppressAutoHyphens w:val="true"/>
               <w:spacing w:before="0" w:after="120"/>
               <w:jc w:val="start"/>
               <w:rPr>
@@ -8832,6 +9095,7 @@
             <w:pPr>
               <w:pStyle w:val="Normal"/>
               <w:widowControl/>
+              <w:suppressAutoHyphens w:val="true"/>
               <w:spacing w:before="0" w:after="120"/>
               <w:jc w:val="start"/>
               <w:rPr>
@@ -9130,6 +9394,7 @@
         </w:tabs>
         <w:ind w:start="1080" w:hanging="360"/>
       </w:pPr>
+      <w:rPr/>
     </w:lvl>
     <w:lvl w:ilvl="2">
       <w:start w:val="1"/>
@@ -9142,6 +9407,7 @@
         </w:tabs>
         <w:ind w:start="1440" w:hanging="360"/>
       </w:pPr>
+      <w:rPr/>
     </w:lvl>
     <w:lvl w:ilvl="3">
       <w:start w:val="1"/>
@@ -9154,6 +9420,7 @@
         </w:tabs>
         <w:ind w:start="1800" w:hanging="360"/>
       </w:pPr>
+      <w:rPr/>
     </w:lvl>
     <w:lvl w:ilvl="4">
       <w:start w:val="1"/>
@@ -9166,6 +9433,7 @@
         </w:tabs>
         <w:ind w:start="2160" w:hanging="360"/>
       </w:pPr>
+      <w:rPr/>
     </w:lvl>
     <w:lvl w:ilvl="5">
       <w:start w:val="1"/>
@@ -9178,6 +9446,7 @@
         </w:tabs>
         <w:ind w:start="2520" w:hanging="360"/>
       </w:pPr>
+      <w:rPr/>
     </w:lvl>
     <w:lvl w:ilvl="6">
       <w:start w:val="1"/>
@@ -9190,6 +9459,7 @@
         </w:tabs>
         <w:ind w:start="2880" w:hanging="360"/>
       </w:pPr>
+      <w:rPr/>
     </w:lvl>
     <w:lvl w:ilvl="7">
       <w:start w:val="1"/>
@@ -9202,6 +9472,7 @@
         </w:tabs>
         <w:ind w:start="3240" w:hanging="360"/>
       </w:pPr>
+      <w:rPr/>
     </w:lvl>
     <w:lvl w:ilvl="8">
       <w:start w:val="1"/>
@@ -9214,6 +9485,7 @@
         </w:tabs>
         <w:ind w:start="3600" w:hanging="360"/>
       </w:pPr>
+      <w:rPr/>
     </w:lvl>
   </w:abstractNum>
   <w:abstractNum w:abstractNumId="2">
@@ -9243,6 +9515,7 @@
         </w:tabs>
         <w:ind w:start="1080" w:hanging="360"/>
       </w:pPr>
+      <w:rPr/>
     </w:lvl>
     <w:lvl w:ilvl="2">
       <w:start w:val="1"/>
@@ -9255,6 +9528,7 @@
         </w:tabs>
         <w:ind w:start="1440" w:hanging="360"/>
       </w:pPr>
+      <w:rPr/>
     </w:lvl>
     <w:lvl w:ilvl="3">
       <w:start w:val="1"/>
@@ -9267,6 +9541,7 @@
         </w:tabs>
         <w:ind w:start="1800" w:hanging="360"/>
       </w:pPr>
+      <w:rPr/>
     </w:lvl>
     <w:lvl w:ilvl="4">
       <w:start w:val="1"/>
@@ -9279,6 +9554,7 @@
         </w:tabs>
         <w:ind w:start="2160" w:hanging="360"/>
       </w:pPr>
+      <w:rPr/>
     </w:lvl>
     <w:lvl w:ilvl="5">
       <w:start w:val="1"/>
@@ -9291,6 +9567,7 @@
         </w:tabs>
         <w:ind w:start="2520" w:hanging="360"/>
       </w:pPr>
+      <w:rPr/>
     </w:lvl>
     <w:lvl w:ilvl="6">
       <w:start w:val="1"/>
@@ -9303,6 +9580,7 @@
         </w:tabs>
         <w:ind w:start="2880" w:hanging="360"/>
       </w:pPr>
+      <w:rPr/>
     </w:lvl>
     <w:lvl w:ilvl="7">
       <w:start w:val="1"/>
@@ -9315,6 +9593,7 @@
         </w:tabs>
         <w:ind w:start="3240" w:hanging="360"/>
       </w:pPr>
+      <w:rPr/>
     </w:lvl>
     <w:lvl w:ilvl="8">
       <w:start w:val="1"/>
@@ -9327,6 +9606,7 @@
         </w:tabs>
         <w:ind w:start="3600" w:hanging="360"/>
       </w:pPr>
+      <w:rPr/>
     </w:lvl>
   </w:abstractNum>
   <w:abstractNum w:abstractNumId="3">
@@ -9356,6 +9636,7 @@
         </w:tabs>
         <w:ind w:start="1080" w:hanging="360"/>
       </w:pPr>
+      <w:rPr/>
     </w:lvl>
     <w:lvl w:ilvl="2">
       <w:start w:val="1"/>
@@ -9368,6 +9649,7 @@
         </w:tabs>
         <w:ind w:start="1440" w:hanging="360"/>
       </w:pPr>
+      <w:rPr/>
     </w:lvl>
     <w:lvl w:ilvl="3">
       <w:start w:val="1"/>
@@ -9380,6 +9662,7 @@
         </w:tabs>
         <w:ind w:start="1800" w:hanging="360"/>
       </w:pPr>
+      <w:rPr/>
     </w:lvl>
     <w:lvl w:ilvl="4">
       <w:start w:val="1"/>
@@ -9392,6 +9675,7 @@
         </w:tabs>
         <w:ind w:start="2160" w:hanging="360"/>
       </w:pPr>
+      <w:rPr/>
     </w:lvl>
     <w:lvl w:ilvl="5">
       <w:start w:val="1"/>
@@ -9404,6 +9688,7 @@
         </w:tabs>
         <w:ind w:start="2520" w:hanging="360"/>
       </w:pPr>
+      <w:rPr/>
     </w:lvl>
     <w:lvl w:ilvl="6">
       <w:start w:val="1"/>
@@ -9416,6 +9701,7 @@
         </w:tabs>
         <w:ind w:start="2880" w:hanging="360"/>
       </w:pPr>
+      <w:rPr/>
     </w:lvl>
     <w:lvl w:ilvl="7">
       <w:start w:val="1"/>
@@ -9428,6 +9714,7 @@
         </w:tabs>
         <w:ind w:start="3240" w:hanging="360"/>
       </w:pPr>
+      <w:rPr/>
     </w:lvl>
     <w:lvl w:ilvl="8">
       <w:start w:val="1"/>
@@ -9440,6 +9727,7 @@
         </w:tabs>
         <w:ind w:start="3600" w:hanging="360"/>
       </w:pPr>
+      <w:rPr/>
     </w:lvl>
   </w:abstractNum>
   <w:abstractNum w:abstractNumId="4">
@@ -9467,6 +9755,7 @@
         </w:tabs>
         <w:ind w:start="1080" w:hanging="360"/>
       </w:pPr>
+      <w:rPr/>
     </w:lvl>
     <w:lvl w:ilvl="2">
       <w:start w:val="1"/>
@@ -9479,6 +9768,7 @@
         </w:tabs>
         <w:ind w:start="1440" w:hanging="360"/>
       </w:pPr>
+      <w:rPr/>
     </w:lvl>
     <w:lvl w:ilvl="3">
       <w:start w:val="1"/>
@@ -9491,6 +9781,7 @@
         </w:tabs>
         <w:ind w:start="1800" w:hanging="360"/>
       </w:pPr>
+      <w:rPr/>
     </w:lvl>
     <w:lvl w:ilvl="4">
       <w:start w:val="1"/>
@@ -9503,6 +9794,7 @@
         </w:tabs>
         <w:ind w:start="2160" w:hanging="360"/>
       </w:pPr>
+      <w:rPr/>
     </w:lvl>
     <w:lvl w:ilvl="5">
       <w:start w:val="1"/>
@@ -9515,6 +9807,7 @@
         </w:tabs>
         <w:ind w:start="2520" w:hanging="360"/>
       </w:pPr>
+      <w:rPr/>
     </w:lvl>
     <w:lvl w:ilvl="6">
       <w:start w:val="1"/>
@@ -9527,6 +9820,7 @@
         </w:tabs>
         <w:ind w:start="2880" w:hanging="360"/>
       </w:pPr>
+      <w:rPr/>
     </w:lvl>
     <w:lvl w:ilvl="7">
       <w:start w:val="1"/>
@@ -9539,6 +9833,7 @@
         </w:tabs>
         <w:ind w:start="3240" w:hanging="360"/>
       </w:pPr>
+      <w:rPr/>
     </w:lvl>
     <w:lvl w:ilvl="8">
       <w:start w:val="1"/>
@@ -9551,6 +9846,7 @@
         </w:tabs>
         <w:ind w:start="3600" w:hanging="360"/>
       </w:pPr>
+      <w:rPr/>
     </w:lvl>
   </w:abstractNum>
   <w:abstractNum w:abstractNumId="5">
@@ -9578,6 +9874,7 @@
         </w:tabs>
         <w:ind w:start="1080" w:hanging="360"/>
       </w:pPr>
+      <w:rPr/>
     </w:lvl>
     <w:lvl w:ilvl="2">
       <w:start w:val="1"/>
@@ -9590,6 +9887,7 @@
         </w:tabs>
         <w:ind w:start="1440" w:hanging="360"/>
       </w:pPr>
+      <w:rPr/>
     </w:lvl>
     <w:lvl w:ilvl="3">
       <w:start w:val="1"/>
@@ -9602,6 +9900,7 @@
         </w:tabs>
         <w:ind w:start="1800" w:hanging="360"/>
       </w:pPr>
+      <w:rPr/>
     </w:lvl>
     <w:lvl w:ilvl="4">
       <w:start w:val="1"/>
@@ -9614,6 +9913,7 @@
         </w:tabs>
         <w:ind w:start="2160" w:hanging="360"/>
       </w:pPr>
+      <w:rPr/>
     </w:lvl>
     <w:lvl w:ilvl="5">
       <w:start w:val="1"/>
@@ -9626,6 +9926,7 @@
         </w:tabs>
         <w:ind w:start="2520" w:hanging="360"/>
       </w:pPr>
+      <w:rPr/>
     </w:lvl>
     <w:lvl w:ilvl="6">
       <w:start w:val="1"/>
@@ -9638,6 +9939,7 @@
         </w:tabs>
         <w:ind w:start="2880" w:hanging="360"/>
       </w:pPr>
+      <w:rPr/>
     </w:lvl>
     <w:lvl w:ilvl="7">
       <w:start w:val="1"/>
@@ -9650,6 +9952,7 @@
         </w:tabs>
         <w:ind w:start="3240" w:hanging="360"/>
       </w:pPr>
+      <w:rPr/>
     </w:lvl>
     <w:lvl w:ilvl="8">
       <w:start w:val="1"/>
@@ -9662,6 +9965,7 @@
         </w:tabs>
         <w:ind w:start="3600" w:hanging="360"/>
       </w:pPr>
+      <w:rPr/>
     </w:lvl>
   </w:abstractNum>
   <w:abstractNum w:abstractNumId="6">
@@ -9689,6 +9993,7 @@
         </w:tabs>
         <w:ind w:start="1080" w:hanging="360"/>
       </w:pPr>
+      <w:rPr/>
     </w:lvl>
     <w:lvl w:ilvl="2">
       <w:start w:val="1"/>
@@ -9701,6 +10006,7 @@
         </w:tabs>
         <w:ind w:start="1440" w:hanging="360"/>
       </w:pPr>
+      <w:rPr/>
     </w:lvl>
     <w:lvl w:ilvl="3">
       <w:start w:val="1"/>
@@ -9713,6 +10019,7 @@
         </w:tabs>
         <w:ind w:start="1800" w:hanging="360"/>
       </w:pPr>
+      <w:rPr/>
     </w:lvl>
     <w:lvl w:ilvl="4">
       <w:start w:val="1"/>
@@ -9725,6 +10032,7 @@
         </w:tabs>
         <w:ind w:start="2160" w:hanging="360"/>
       </w:pPr>
+      <w:rPr/>
     </w:lvl>
     <w:lvl w:ilvl="5">
       <w:start w:val="1"/>
@@ -9737,6 +10045,7 @@
         </w:tabs>
         <w:ind w:start="2520" w:hanging="360"/>
       </w:pPr>
+      <w:rPr/>
     </w:lvl>
     <w:lvl w:ilvl="6">
       <w:start w:val="1"/>
@@ -9749,6 +10058,7 @@
         </w:tabs>
         <w:ind w:start="2880" w:hanging="360"/>
       </w:pPr>
+      <w:rPr/>
     </w:lvl>
     <w:lvl w:ilvl="7">
       <w:start w:val="1"/>
@@ -9761,6 +10071,7 @@
         </w:tabs>
         <w:ind w:start="3240" w:hanging="360"/>
       </w:pPr>
+      <w:rPr/>
     </w:lvl>
     <w:lvl w:ilvl="8">
       <w:start w:val="1"/>
@@ -9773,6 +10084,7 @@
         </w:tabs>
         <w:ind w:start="3600" w:hanging="360"/>
       </w:pPr>
+      <w:rPr/>
     </w:lvl>
   </w:abstractNum>
   <w:abstractNum w:abstractNumId="7">
@@ -9923,7 +10235,7 @@
   <w:docDefaults>
     <w:rPrDefault>
       <w:rPr>
-        <w:rFonts w:ascii="Cambria" w:hAnsi="Cambria" w:eastAsia="ＭＳ 明朝" w:cs="" w:asciiTheme="minorHAnsi" w:cstheme="minorBidi" w:eastAsiaTheme="minorEastAsia" w:hAnsiTheme="minorHAnsi"/>
+        <w:rFonts w:ascii="Cambria" w:hAnsi="Cambria" w:eastAsia="" w:cs="" w:asciiTheme="minorHAnsi" w:cstheme="minorBidi" w:eastAsiaTheme="minorEastAsia" w:hAnsiTheme="minorHAnsi"/>
         <w:sz w:val="22"/>
         <w:szCs w:val="22"/>
         <w:lang w:val="en-US" w:eastAsia="en-US" w:bidi="ar-SA"/>
@@ -10080,6 +10392,7 @@
     <w:rsid w:val="00fc693f"/>
     <w:pPr>
       <w:widowControl/>
+      <w:suppressAutoHyphens w:val="true"/>
       <w:bidi w:val="0"/>
       <w:spacing w:lineRule="auto" w:line="276" w:before="0" w:after="120"/>
       <w:jc w:val="start"/>
@@ -10108,7 +10421,7 @@
       <w:outlineLvl w:val="0"/>
     </w:pPr>
     <w:rPr>
-      <w:rFonts w:ascii="Calibri" w:hAnsi="Calibri" w:eastAsia="ＭＳ ゴシック" w:cs="" w:asciiTheme="majorHAnsi" w:cstheme="majorBidi" w:eastAsiaTheme="majorEastAsia" w:hAnsiTheme="majorHAnsi"/>
+      <w:rFonts w:ascii="Calibri" w:hAnsi="Calibri" w:eastAsia="" w:cs="" w:asciiTheme="majorHAnsi" w:cstheme="majorBidi" w:eastAsiaTheme="majorEastAsia" w:hAnsiTheme="majorHAnsi"/>
       <w:b/>
       <w:bCs/>
       <w:color w:val="000000"/>
@@ -10132,7 +10445,7 @@
       <w:outlineLvl w:val="1"/>
     </w:pPr>
     <w:rPr>
-      <w:rFonts w:ascii="Calibri" w:hAnsi="Calibri" w:eastAsia="ＭＳ ゴシック" w:cs="" w:asciiTheme="majorHAnsi" w:cstheme="majorBidi" w:eastAsiaTheme="majorEastAsia" w:hAnsiTheme="majorHAnsi"/>
+      <w:rFonts w:ascii="Calibri" w:hAnsi="Calibri" w:eastAsia="" w:cs="" w:asciiTheme="majorHAnsi" w:cstheme="majorBidi" w:eastAsiaTheme="majorEastAsia" w:hAnsiTheme="majorHAnsi"/>
       <w:b/>
       <w:bCs/>
       <w:color w:val="000000"/>
@@ -10156,7 +10469,7 @@
       <w:outlineLvl w:val="2"/>
     </w:pPr>
     <w:rPr>
-      <w:rFonts w:ascii="Calibri" w:hAnsi="Calibri" w:eastAsia="ＭＳ ゴシック" w:cs="" w:asciiTheme="majorHAnsi" w:cstheme="majorBidi" w:eastAsiaTheme="majorEastAsia" w:hAnsiTheme="majorHAnsi"/>
+      <w:rFonts w:ascii="Calibri" w:hAnsi="Calibri" w:eastAsia="" w:cs="" w:asciiTheme="majorHAnsi" w:cstheme="majorBidi" w:eastAsiaTheme="majorEastAsia" w:hAnsiTheme="majorHAnsi"/>
       <w:b/>
       <w:bCs/>
       <w:i/>
@@ -10181,7 +10494,7 @@
       <w:outlineLvl w:val="3"/>
     </w:pPr>
     <w:rPr>
-      <w:rFonts w:ascii="Calibri" w:hAnsi="Calibri" w:eastAsia="ＭＳ ゴシック" w:cs="" w:asciiTheme="majorHAnsi" w:cstheme="majorBidi" w:eastAsiaTheme="majorEastAsia" w:hAnsiTheme="majorHAnsi"/>
+      <w:rFonts w:ascii="Calibri" w:hAnsi="Calibri" w:eastAsia="" w:cs="" w:asciiTheme="majorHAnsi" w:cstheme="majorBidi" w:eastAsiaTheme="majorEastAsia" w:hAnsiTheme="majorHAnsi"/>
       <w:b/>
       <w:bCs/>
       <w:i/>
@@ -10206,7 +10519,7 @@
       <w:outlineLvl w:val="4"/>
     </w:pPr>
     <w:rPr>
-      <w:rFonts w:ascii="Calibri" w:hAnsi="Calibri" w:eastAsia="ＭＳ ゴシック" w:cs="" w:asciiTheme="majorHAnsi" w:cstheme="majorBidi" w:eastAsiaTheme="majorEastAsia" w:hAnsiTheme="majorHAnsi"/>
+      <w:rFonts w:ascii="Calibri" w:hAnsi="Calibri" w:eastAsia="" w:cs="" w:asciiTheme="majorHAnsi" w:cstheme="majorBidi" w:eastAsiaTheme="majorEastAsia" w:hAnsiTheme="majorHAnsi"/>
       <w:color w:themeColor="accent1" w:themeShade="7f" w:val="243F60"/>
     </w:rPr>
   </w:style>
@@ -10227,7 +10540,7 @@
       <w:outlineLvl w:val="5"/>
     </w:pPr>
     <w:rPr>
-      <w:rFonts w:ascii="Calibri" w:hAnsi="Calibri" w:eastAsia="ＭＳ ゴシック" w:cs="" w:asciiTheme="majorHAnsi" w:cstheme="majorBidi" w:eastAsiaTheme="majorEastAsia" w:hAnsiTheme="majorHAnsi"/>
+      <w:rFonts w:ascii="Calibri" w:hAnsi="Calibri" w:eastAsia="" w:cs="" w:asciiTheme="majorHAnsi" w:cstheme="majorBidi" w:eastAsiaTheme="majorEastAsia" w:hAnsiTheme="majorHAnsi"/>
       <w:i/>
       <w:iCs/>
       <w:color w:themeColor="accent1" w:themeShade="7f" w:val="243F60"/>
@@ -10250,7 +10563,7 @@
       <w:outlineLvl w:val="6"/>
     </w:pPr>
     <w:rPr>
-      <w:rFonts w:ascii="Calibri" w:hAnsi="Calibri" w:eastAsia="ＭＳ ゴシック" w:cs="" w:asciiTheme="majorHAnsi" w:cstheme="majorBidi" w:eastAsiaTheme="majorEastAsia" w:hAnsiTheme="majorHAnsi"/>
+      <w:rFonts w:ascii="Calibri" w:hAnsi="Calibri" w:eastAsia="" w:cs="" w:asciiTheme="majorHAnsi" w:cstheme="majorBidi" w:eastAsiaTheme="majorEastAsia" w:hAnsiTheme="majorHAnsi"/>
       <w:i/>
       <w:iCs/>
       <w:color w:themeColor="text1" w:themeTint="bf" w:val="404040"/>
@@ -10273,7 +10586,7 @@
       <w:outlineLvl w:val="7"/>
     </w:pPr>
     <w:rPr>
-      <w:rFonts w:ascii="Calibri" w:hAnsi="Calibri" w:eastAsia="ＭＳ ゴシック" w:cs="" w:asciiTheme="majorHAnsi" w:cstheme="majorBidi" w:eastAsiaTheme="majorEastAsia" w:hAnsiTheme="majorHAnsi"/>
+      <w:rFonts w:ascii="Calibri" w:hAnsi="Calibri" w:eastAsia="" w:cs="" w:asciiTheme="majorHAnsi" w:cstheme="majorBidi" w:eastAsiaTheme="majorEastAsia" w:hAnsiTheme="majorHAnsi"/>
       <w:color w:themeColor="accent1" w:val="4F81BD"/>
       <w:sz w:val="20"/>
       <w:szCs w:val="20"/>
@@ -10296,7 +10609,7 @@
       <w:outlineLvl w:val="8"/>
     </w:pPr>
     <w:rPr>
-      <w:rFonts w:ascii="Calibri" w:hAnsi="Calibri" w:eastAsia="ＭＳ ゴシック" w:cs="" w:asciiTheme="majorHAnsi" w:cstheme="majorBidi" w:eastAsiaTheme="majorEastAsia" w:hAnsiTheme="majorHAnsi"/>
+      <w:rFonts w:ascii="Calibri" w:hAnsi="Calibri" w:eastAsia="" w:cs="" w:asciiTheme="majorHAnsi" w:cstheme="majorBidi" w:eastAsiaTheme="majorEastAsia" w:hAnsiTheme="majorHAnsi"/>
       <w:i/>
       <w:iCs/>
       <w:color w:themeColor="text1" w:themeTint="bf" w:val="404040"/>
@@ -10338,7 +10651,7 @@
     <w:qFormat/>
     <w:rsid w:val="00fc693f"/>
     <w:rPr>
-      <w:rFonts w:ascii="Calibri" w:hAnsi="Calibri" w:eastAsia="ＭＳ ゴシック" w:cs="" w:asciiTheme="majorHAnsi" w:cstheme="majorBidi" w:eastAsiaTheme="majorEastAsia" w:hAnsiTheme="majorHAnsi"/>
+      <w:rFonts w:ascii="Calibri" w:hAnsi="Calibri" w:eastAsia="" w:cs="" w:asciiTheme="majorHAnsi" w:cstheme="majorBidi" w:eastAsiaTheme="majorEastAsia" w:hAnsiTheme="majorHAnsi"/>
       <w:b/>
       <w:bCs/>
       <w:color w:themeColor="accent1" w:themeShade="bf" w:val="365F91"/>
@@ -10354,7 +10667,7 @@
     <w:qFormat/>
     <w:rsid w:val="00fc693f"/>
     <w:rPr>
-      <w:rFonts w:ascii="Calibri" w:hAnsi="Calibri" w:eastAsia="ＭＳ ゴシック" w:cs="" w:asciiTheme="majorHAnsi" w:cstheme="majorBidi" w:eastAsiaTheme="majorEastAsia" w:hAnsiTheme="majorHAnsi"/>
+      <w:rFonts w:ascii="Calibri" w:hAnsi="Calibri" w:eastAsia="" w:cs="" w:asciiTheme="majorHAnsi" w:cstheme="majorBidi" w:eastAsiaTheme="majorEastAsia" w:hAnsiTheme="majorHAnsi"/>
       <w:b/>
       <w:bCs/>
       <w:color w:themeColor="accent1" w:val="4F81BD"/>
@@ -10370,7 +10683,7 @@
     <w:qFormat/>
     <w:rsid w:val="00fc693f"/>
     <w:rPr>
-      <w:rFonts w:ascii="Calibri" w:hAnsi="Calibri" w:eastAsia="ＭＳ ゴシック" w:cs="" w:asciiTheme="majorHAnsi" w:cstheme="majorBidi" w:eastAsiaTheme="majorEastAsia" w:hAnsiTheme="majorHAnsi"/>
+      <w:rFonts w:ascii="Calibri" w:hAnsi="Calibri" w:eastAsia="" w:cs="" w:asciiTheme="majorHAnsi" w:cstheme="majorBidi" w:eastAsiaTheme="majorEastAsia" w:hAnsiTheme="majorHAnsi"/>
       <w:b/>
       <w:bCs/>
       <w:color w:themeColor="accent1" w:val="4F81BD"/>
@@ -10384,7 +10697,7 @@
     <w:qFormat/>
     <w:rsid w:val="00fc693f"/>
     <w:rPr>
-      <w:rFonts w:ascii="Calibri" w:hAnsi="Calibri" w:eastAsia="ＭＳ ゴシック" w:cs="" w:asciiTheme="majorHAnsi" w:cstheme="majorBidi" w:eastAsiaTheme="majorEastAsia" w:hAnsiTheme="majorHAnsi"/>
+      <w:rFonts w:ascii="Calibri" w:hAnsi="Calibri" w:eastAsia="" w:cs="" w:asciiTheme="majorHAnsi" w:cstheme="majorBidi" w:eastAsiaTheme="majorEastAsia" w:hAnsiTheme="majorHAnsi"/>
       <w:color w:themeColor="text2" w:themeShade="bf" w:val="17365D"/>
       <w:spacing w:val="5"/>
       <w:kern w:val="2"/>
@@ -10400,7 +10713,7 @@
     <w:qFormat/>
     <w:rsid w:val="00fc693f"/>
     <w:rPr>
-      <w:rFonts w:ascii="Calibri" w:hAnsi="Calibri" w:eastAsia="ＭＳ ゴシック" w:cs="" w:asciiTheme="majorHAnsi" w:cstheme="majorBidi" w:eastAsiaTheme="majorEastAsia" w:hAnsiTheme="majorHAnsi"/>
+      <w:rFonts w:ascii="Calibri" w:hAnsi="Calibri" w:eastAsia="" w:cs="" w:asciiTheme="majorHAnsi" w:cstheme="majorBidi" w:eastAsiaTheme="majorEastAsia" w:hAnsiTheme="majorHAnsi"/>
       <w:i/>
       <w:iCs/>
       <w:color w:themeColor="accent1" w:val="4F81BD"/>
@@ -10473,7 +10786,7 @@
     <w:qFormat/>
     <w:rsid w:val="00fc693f"/>
     <w:rPr>
-      <w:rFonts w:ascii="Calibri" w:hAnsi="Calibri" w:eastAsia="ＭＳ ゴシック" w:cs="" w:asciiTheme="majorHAnsi" w:cstheme="majorBidi" w:eastAsiaTheme="majorEastAsia" w:hAnsiTheme="majorHAnsi"/>
+      <w:rFonts w:ascii="Calibri" w:hAnsi="Calibri" w:eastAsia="" w:cs="" w:asciiTheme="majorHAnsi" w:cstheme="majorBidi" w:eastAsiaTheme="majorEastAsia" w:hAnsiTheme="majorHAnsi"/>
       <w:b/>
       <w:bCs/>
       <w:i/>
@@ -10490,7 +10803,7 @@
     <w:qFormat/>
     <w:rsid w:val="00fc693f"/>
     <w:rPr>
-      <w:rFonts w:ascii="Calibri" w:hAnsi="Calibri" w:eastAsia="ＭＳ ゴシック" w:cs="" w:asciiTheme="majorHAnsi" w:cstheme="majorBidi" w:eastAsiaTheme="majorEastAsia" w:hAnsiTheme="majorHAnsi"/>
+      <w:rFonts w:ascii="Calibri" w:hAnsi="Calibri" w:eastAsia="" w:cs="" w:asciiTheme="majorHAnsi" w:cstheme="majorBidi" w:eastAsiaTheme="majorEastAsia" w:hAnsiTheme="majorHAnsi"/>
       <w:color w:themeColor="accent1" w:themeShade="7f" w:val="243F60"/>
     </w:rPr>
   </w:style>
@@ -10503,7 +10816,7 @@
     <w:qFormat/>
     <w:rsid w:val="00fc693f"/>
     <w:rPr>
-      <w:rFonts w:ascii="Calibri" w:hAnsi="Calibri" w:eastAsia="ＭＳ ゴシック" w:cs="" w:asciiTheme="majorHAnsi" w:cstheme="majorBidi" w:eastAsiaTheme="majorEastAsia" w:hAnsiTheme="majorHAnsi"/>
+      <w:rFonts w:ascii="Calibri" w:hAnsi="Calibri" w:eastAsia="" w:cs="" w:asciiTheme="majorHAnsi" w:cstheme="majorBidi" w:eastAsiaTheme="majorEastAsia" w:hAnsiTheme="majorHAnsi"/>
       <w:i/>
       <w:iCs/>
       <w:color w:themeColor="accent1" w:themeShade="7f" w:val="243F60"/>
@@ -10518,7 +10831,7 @@
     <w:qFormat/>
     <w:rsid w:val="00fc693f"/>
     <w:rPr>
-      <w:rFonts w:ascii="Calibri" w:hAnsi="Calibri" w:eastAsia="ＭＳ ゴシック" w:cs="" w:asciiTheme="majorHAnsi" w:cstheme="majorBidi" w:eastAsiaTheme="majorEastAsia" w:hAnsiTheme="majorHAnsi"/>
+      <w:rFonts w:ascii="Calibri" w:hAnsi="Calibri" w:eastAsia="" w:cs="" w:asciiTheme="majorHAnsi" w:cstheme="majorBidi" w:eastAsiaTheme="majorEastAsia" w:hAnsiTheme="majorHAnsi"/>
       <w:i/>
       <w:iCs/>
       <w:color w:themeColor="text1" w:themeTint="bf" w:val="404040"/>
@@ -10533,7 +10846,7 @@
     <w:qFormat/>
     <w:rsid w:val="00fc693f"/>
     <w:rPr>
-      <w:rFonts w:ascii="Calibri" w:hAnsi="Calibri" w:eastAsia="ＭＳ ゴシック" w:cs="" w:asciiTheme="majorHAnsi" w:cstheme="majorBidi" w:eastAsiaTheme="majorEastAsia" w:hAnsiTheme="majorHAnsi"/>
+      <w:rFonts w:ascii="Calibri" w:hAnsi="Calibri" w:eastAsia="" w:cs="" w:asciiTheme="majorHAnsi" w:cstheme="majorBidi" w:eastAsiaTheme="majorEastAsia" w:hAnsiTheme="majorHAnsi"/>
       <w:color w:themeColor="accent1" w:val="4F81BD"/>
       <w:sz w:val="20"/>
       <w:szCs w:val="20"/>
@@ -10548,7 +10861,7 @@
     <w:qFormat/>
     <w:rsid w:val="00fc693f"/>
     <w:rPr>
-      <w:rFonts w:ascii="Calibri" w:hAnsi="Calibri" w:eastAsia="ＭＳ ゴシック" w:cs="" w:asciiTheme="majorHAnsi" w:cstheme="majorBidi" w:eastAsiaTheme="majorEastAsia" w:hAnsiTheme="majorHAnsi"/>
+      <w:rFonts w:ascii="Calibri" w:hAnsi="Calibri" w:eastAsia="" w:cs="" w:asciiTheme="majorHAnsi" w:cstheme="majorBidi" w:eastAsiaTheme="majorEastAsia" w:hAnsiTheme="majorHAnsi"/>
       <w:i/>
       <w:iCs/>
       <w:color w:themeColor="text1" w:themeTint="bf" w:val="404040"/>
@@ -10778,12 +11091,13 @@
     <w:rsid w:val="00fc693f"/>
     <w:pPr>
       <w:widowControl/>
+      <w:suppressAutoHyphens w:val="true"/>
       <w:bidi w:val="0"/>
       <w:spacing w:lineRule="auto" w:line="240" w:before="0" w:after="0"/>
       <w:jc w:val="start"/>
     </w:pPr>
     <w:rPr>
-      <w:rFonts w:ascii="Cambria" w:hAnsi="Cambria" w:eastAsia="ＭＳ 明朝" w:cs="" w:asciiTheme="minorHAnsi" w:cstheme="minorBidi" w:eastAsiaTheme="minorEastAsia" w:hAnsiTheme="minorHAnsi"/>
+      <w:rFonts w:ascii="Cambria" w:hAnsi="Cambria" w:eastAsia="" w:cs="" w:asciiTheme="minorHAnsi" w:cstheme="minorBidi" w:eastAsiaTheme="minorEastAsia" w:hAnsiTheme="minorHAnsi"/>
       <w:color w:val="auto"/>
       <w:kern w:val="0"/>
       <w:sz w:val="22"/>
@@ -10807,7 +11121,7 @@
       <w:contextualSpacing/>
     </w:pPr>
     <w:rPr>
-      <w:rFonts w:ascii="Calibri" w:hAnsi="Calibri" w:eastAsia="ＭＳ ゴシック" w:cs="" w:asciiTheme="majorHAnsi" w:cstheme="majorBidi" w:eastAsiaTheme="majorEastAsia" w:hAnsiTheme="majorHAnsi"/>
+      <w:rFonts w:ascii="Calibri" w:hAnsi="Calibri" w:eastAsia="" w:cs="" w:asciiTheme="majorHAnsi" w:cstheme="majorBidi" w:eastAsiaTheme="majorEastAsia" w:hAnsiTheme="majorHAnsi"/>
       <w:color w:themeColor="text2" w:themeShade="bf" w:val="17365D"/>
       <w:spacing w:val="5"/>
       <w:kern w:val="2"/>
@@ -10825,7 +11139,7 @@
     <w:rsid w:val="00fc693f"/>
     <w:pPr/>
     <w:rPr>
-      <w:rFonts w:ascii="Calibri" w:hAnsi="Calibri" w:eastAsia="ＭＳ ゴシック" w:cs="" w:asciiTheme="majorHAnsi" w:cstheme="majorBidi" w:eastAsiaTheme="majorEastAsia" w:hAnsiTheme="majorHAnsi"/>
+      <w:rFonts w:ascii="Calibri" w:hAnsi="Calibri" w:eastAsia="" w:cs="" w:asciiTheme="majorHAnsi" w:cstheme="majorBidi" w:eastAsiaTheme="majorEastAsia" w:hAnsiTheme="majorHAnsi"/>
       <w:i/>
       <w:iCs/>
       <w:color w:themeColor="accent1" w:val="4F81BD"/>
@@ -11058,12 +11372,13 @@
         <w:tab w:val="left" w:pos="3456" w:leader="none"/>
         <w:tab w:val="left" w:pos="4032" w:leader="none"/>
       </w:tabs>
+      <w:suppressAutoHyphens w:val="true"/>
       <w:bidi w:val="0"/>
       <w:spacing w:lineRule="auto" w:line="276" w:before="0" w:after="200"/>
       <w:jc w:val="start"/>
     </w:pPr>
     <w:rPr>
-      <w:rFonts w:ascii="Courier" w:hAnsi="Courier" w:eastAsia="ＭＳ 明朝" w:cs="" w:cstheme="minorBidi" w:eastAsiaTheme="minorEastAsia"/>
+      <w:rFonts w:ascii="Courier" w:hAnsi="Courier" w:eastAsia="" w:cs="" w:cstheme="minorBidi" w:eastAsiaTheme="minorEastAsia"/>
       <w:color w:val="auto"/>
       <w:kern w:val="0"/>
       <w:sz w:val="20"/>
@@ -14261,7 +14576,6 @@
       <w:pPr>
         <w:spacing w:before="0" w:after="0" w:line="240" w:lineRule="auto"/>
       </w:pPr>
-      <w:rPr/>
       <w:tblPr/>
       <w:tcPr>
         <w:tcBorders>
@@ -14407,7 +14721,6 @@
       <w:pPr>
         <w:spacing w:before="0" w:after="0" w:line="240" w:lineRule="auto"/>
       </w:pPr>
-      <w:rPr/>
       <w:tblPr/>
       <w:tcPr>
         <w:tcBorders>
@@ -14553,7 +14866,6 @@
       <w:pPr>
         <w:spacing w:before="0" w:after="0" w:line="240" w:lineRule="auto"/>
       </w:pPr>
-      <w:rPr/>
       <w:tblPr/>
       <w:tcPr>
         <w:tcBorders>
@@ -14699,7 +15011,6 @@
       <w:pPr>
         <w:spacing w:before="0" w:after="0" w:line="240" w:lineRule="auto"/>
       </w:pPr>
-      <w:rPr/>
       <w:tblPr/>
       <w:tcPr>
         <w:tcBorders>
@@ -14845,7 +15156,6 @@
       <w:pPr>
         <w:spacing w:before="0" w:after="0" w:line="240" w:lineRule="auto"/>
       </w:pPr>
-      <w:rPr/>
       <w:tblPr/>
       <w:tcPr>
         <w:tcBorders>
@@ -14991,7 +15301,6 @@
       <w:pPr>
         <w:spacing w:before="0" w:after="0" w:line="240" w:lineRule="auto"/>
       </w:pPr>
-      <w:rPr/>
       <w:tblPr/>
       <w:tcPr>
         <w:tcBorders>
@@ -15137,7 +15446,6 @@
       <w:pPr>
         <w:spacing w:before="0" w:after="0" w:line="240" w:lineRule="auto"/>
       </w:pPr>
-      <w:rPr/>
       <w:tblPr/>
       <w:tcPr>
         <w:tcBorders>
